--- a/Volume 1/Chapter 06 - RESTful APIs/SPA_Vol1_Ch6_Lesson6_2a_REST_Fundamentals_EXTENDED.docx
+++ b/Volume 1/Chapter 06 - RESTful APIs/SPA_Vol1_Ch6_Lesson6_2a_REST_Fundamentals_EXTENDED.docx
@@ -67,10 +67,7 @@
     </w:p>
     <w:p>
       <w:r>
-        <w:t>Build Lesson 6.2's echo handler and its client in Assembly, Rust, and Erlang, on Lesson 6.0a's server skeleton. Each server answers every request under /api/v1/echo/ by telling what it received, its method, path, Content-Type, and body, and prints the same lines; each client sends a GET and a POST and prints what it sent and what came back, so you can name the resource, the method, the representation, and the status on both screens. Then see what Solidity's honest counterpart carries: a contract call throug</w:t>
-      </w:r>
-      <w:r>
-        <w:t>h anvil names a function and sends its arguments, and the contract's echo shows exactly what arrived.</w:t>
+        <w:t>Build Lesson 6.2's echo handler and its client in Assembly, Rust, and Erlang, on Lesson 6.0a's server skeleton. Each server answers every request under /api/v1/echo/ by telling what it received, its method, path, Content-Type, and body, and prints the same lines; each client sends a GET and a POST and prints what it sent and what came back, so you can name the resource, the method, the representation, and the status on both screens. Then see what Solidity's honest counterpart carries: a contract call through anvil names a function and sends its arguments, and the contract's echo shows exactly what arrived.</w:t>
       </w:r>
     </w:p>
     <w:p>
@@ -98,10 +95,7 @@
     </w:p>
     <w:p>
       <w:r>
-        <w:t>Lesson 6.2 explains the ideas every REST API is built on and why the first question about a misbehaving request is what the server actually received. This companion asks that question in three more languages, each with its own way to reach a request's headers and body: Assembly collects the body piece by piece through the same libmicrohttpd calls as C, and Rust's axum and Erlang's httpd each read it whole before your function runs. Solidity shows the other side of the same ideas: anvil's JSON-RPC API is HTT</w:t>
-      </w:r>
-      <w:r>
-        <w:t>P, but not REST, and a contract sees neither the method nor the headers, only the call's data. Read Lesson 6.2 first: this companion uses its paths, its bodies, and its lines, and does not repeat why each was chosen.</w:t>
+        <w:t>Lesson 6.2 explains the ideas every REST API is built on and why the first question about a misbehaving request is what the server actually received. This companion asks that question in three more languages, each with its own way to reach a request's headers and body: Assembly collects the body piece by piece through the same libmicrohttpd calls as C, and Rust's axum and Erlang's httpd each read it whole before your function runs. Solidity shows the other side of the same ideas: anvil's JSON-RPC API is HTTP, but not REST, and a contract sees neither the method nor the headers, only the call's data. Read Lesson 6.2 first: this companion uses its paths, its bodies, and its lines, and does not repeat why each was chosen.</w:t>
       </w:r>
     </w:p>
     <w:p>
@@ -129,10 +123,7 @@
     </w:p>
     <w:p>
       <w:r>
-        <w:t>Remember, REST names resources with paths, acts on them with methods, and sends representations: GET reads, POST adds, PUT replaces, PATCH changes part, DELETE removes; Content-Type names a body's format; the first digit of a status is its class; and every request stands alone and carries all it needs (Lesson 6.2). A header's name ignores capitalization, and a server never prints or logs every header, because headers can carry secrets. Every server here is Lesson 6.0a's skeleton on 127.0.0.1:8765, every cli</w:t>
-      </w:r>
-      <w:r>
-        <w:t>ent trusts only .\certs\spa-ca.pem, and every curl.exe command names Windows' own curl.exe by its full path.</w:t>
+        <w:t>Remember, REST names resources with paths, acts on them with methods, and sends representations: GET reads, POST adds, PUT replaces, PATCH changes part, DELETE removes; Content-Type names a body's format; the first digit of a status is its class; and every request stands alone and carries all it needs (Lesson 6.2). A header's name ignores capitalization, and a server never prints or logs every header, because headers can carry secrets. Every server here is Lesson 6.0a's skeleton on 127.0.0.1:8765, every client trusts only .\certs\spa-ca.pem, and every curl.exe command names Windows' own curl.exe by its full path.</w:t>
       </w:r>
     </w:p>
     <w:p>
@@ -217,10 +208,7 @@
     </w:p>
     <w:p>
       <w:r>
-        <w:t>libmicrohttpd calls answer_request several times for one request: once when the method, the path, and the headers have arrived, once for each piece of the body, and once more, with no data, when the whole request is in. The sixth value it passes is where a piece is, and the seventh is the address of the piece's size; setting that size to 0 says the piece was used. The eighth value, the address of the request's state, is the same on every call for one request, so the memory that collects the body lives there</w:t>
-      </w:r>
-      <w:r>
-        <w:t>: the Basic server sets aside an Upload with calloc on the first call and gives it back with free after it answers, and the Production-Minded server's start_request sets aside a RequestState, which finish_request gives back, as C's server.c does. The client sends a header with a header list (curl_slist_append), a body with CURLOPT_POSTFIELDS, and any method with CURLOPT_CUSTOMREQUEST.</w:t>
+        <w:t>libmicrohttpd calls answer_request several times for one request: once when the method, the path, and the headers have arrived, once for each piece of the body, and once more, with no data, when the whole request is in. The sixth value it passes is where a piece is, and the seventh is the address of the piece's size; setting that size to 0 says the piece was used. The eighth value, the address of the request's state, is the same on every call for one request, so the memory that collects the body lives there: the Basic server sets aside an Upload with calloc on the first call and gives it back with free after it answers, and the Production-Minded server's start_request sets aside a RequestState, which finish_request gives back, as C's server.c does. The client sends a header with a header list (curl_slist_append), a body with CURLOPT_POSTFIELDS, and any method with CURLOPT_CUSTOMREQUEST.</w:t>
       </w:r>
     </w:p>
     <w:p>
@@ -243,10 +231,7 @@
     </w:p>
     <w:p>
       <w:r>
-        <w:t>axum fills in a function's parameters by their types (Lesson 6.0a): a HeaderMap parameter gets the request's headers, and a Bytes parameter its whole body, which axum reads piece by piece before it calls the function. headers.get(name) finds one header, ignoring capitalization, and to_str gives its value as text; String::from_utf8 turns the body's bytes into text. ureq sends a POST with post(url), a header with header(name, value), and the body with send(text); a request with any method is built with ureq::</w:t>
-      </w:r>
-      <w:r>
-        <w:t>http::Request::builder() and sent with the agent's run.</w:t>
+        <w:t>axum fills in a function's parameters by their types (Lesson 6.0a): a HeaderMap parameter gets the request's headers, and a Bytes parameter its whole body, which axum reads piece by piece before it calls the function. headers.get(name) finds one header, ignoring capitalization, and to_str gives its value as text; String::from_utf8 turns the body's bytes into text. ureq sends a POST with post(url), a header with header(name, value), and the body with send(text); a request with any method is built with ureq::http::Request::builder() and sent with the agent's run.</w:t>
       </w:r>
     </w:p>
     <w:p>
@@ -1652,10 +1637,7 @@
     </w:p>
     <w:p>
       <w:r>
-        <w:t>Start with the most direct versions, which follow C's Basic programs step for step. The server: answer_request reads its sixth, seventh, and eighth values first. On the first call for a request it sets aside an Upload with calloc; each call that brings data adds one piece to the Upload's body with memcpy; the last call answers. For a path that starts with /api/v1/echo/ (strncmp), it reads the Content-Type header with MHD_lookup_connection_value, builds the four lines with snprintf, prints them and the reque</w:t>
-      </w:r>
-      <w:r>
-        <w:t>st line, and sends them as text/plain; every other path gets the 404 JSON. Then free gives the Upload back. The client: one handle sends both requests; print_answer reads the status and the answer's Content-Type with curl_easy_getinfo and prints the four parts. Every step is commented, so read the comments as you type them.</w:t>
+        <w:t>Start with the most direct versions, which follow C's Basic programs step for step. The server: answer_request reads its sixth, seventh, and eighth values first. On the first call for a request it sets aside an Upload with calloc; each call that brings data adds one piece to the Upload's body with memcpy; the last call answers. For a path that starts with /api/v1/echo/ (strncmp), it reads the Content-Type header with MHD_lookup_connection_value, builds the four lines with snprintf, prints them and the request line, and sends them as text/plain; every other path gets the 404 JSON. Then free gives the Upload back. The client: one handle sends both requests; print_answer reads the status and the answer's Content-Type with curl_easy_getinfo and prints the four parts. Every step is commented, so read the comments as you type them.</w:t>
       </w:r>
     </w:p>
     <w:p>
@@ -6992,10 +6974,7 @@
     </w:p>
     <w:p>
       <w:r>
-        <w:t>The Production-Minded versions print the same lines. The server is Lesson 6.0a's skeleton, as C's server.c builds it in Lesson 6.2: send_text, send_json's twin for text/plain; handle_echo; and one more check in route_request, strncmp against echo_prefix, for every method. The request record gains the body and the report space. Lesson 6.0a's save_target and free_target become start_request and finish_request: start_request makes a RequestState that holds the target, whether the headers have been seen, the bo</w:t>
-      </w:r>
-      <w:r>
-        <w:t>dy collected so far, and the report space, and finish_request gives all of it back when the request is over. The client adds send_and_print, which sends any method with CURLOPT_CUSTOMREQUEST; CURLOPT_HTTPGET clears a body an earlier request set.</w:t>
+        <w:t>The Production-Minded versions print the same lines. The server is Lesson 6.0a's skeleton, as C's server.c builds it in Lesson 6.2: send_text, send_json's twin for text/plain; handle_echo; and one more check in route_request, strncmp against echo_prefix, for every method. The request record gains the body and the report space. Lesson 6.0a's save_target and free_target become start_request and finish_request: start_request makes a RequestState that holds the target, whether the headers have been seen, the body collected so far, and the report space, and finish_request gives all of it back when the request is over. The client adds send_and_print, which sends any method with CURLOPT_CUSTOMREQUEST; CURLOPT_HTTPGET clears a body an earlier request set.</w:t>
       </w:r>
     </w:p>
     <w:p>
@@ -14615,10 +14594,7 @@
     </w:p>
     <w:p>
       <w:r>
-        <w:t>Start with the most direct versions. The server: answer now takes the headers and the body as parameters too, and the path that starts with /api/v1/echo/ (starts_with) gets the echo: headers.get finds Content-Type, String::from_utf8 makes the body text, format! builds the four lines, and the server prints them and the request line and answers text/plain. Every other path gets the 404 JSON. The client: get(url).call() sends the GET; post(url).header(...).send(body) sends the POST with its Content-Type; heade</w:t>
-      </w:r>
-      <w:r>
-        <w:t>rs().get reads the answer's Content-Type. Every step is commented, so read the comments as you type them.</w:t>
+        <w:t>Start with the most direct versions. The server: answer now takes the headers and the body as parameters too, and the path that starts with /api/v1/echo/ (starts_with) gets the echo: headers.get finds Content-Type, String::from_utf8 makes the body text, format! builds the four lines, and the server prints them and the request line and answers text/plain. Every other path gets the 404 JSON. The client: get(url).call() sends the GET; post(url).header(...).send(body) sends the POST with its Content-Type; headers().get reads the answer's Content-Type. Every step is commented, so read the comments as you type them.</w:t>
       </w:r>
     </w:p>
     <w:p>
@@ -19216,10 +19192,7 @@
     </w:p>
     <w:p>
       <w:r>
-        <w:t xml:space="preserve">Start with the most direct versions. The server: do/1 takes the path, checks with lists:prefix whether it starts with /api/v1/echo/, and for the echo calls echo_text, which reads the Content-Type from #mod.parsed_header and the body from #mod.entity_body, builds the four lines with io_lib:format, and prints them and the request line; the answer is text/plain. Every other path gets the 404 JSON. The client: main sends the GET with httpc:request, prints its four parts, and calls post_contact, which sends the </w:t>
-      </w:r>
-      <w:r>
-        <w:t>POST with a four-part request: the URL, no extra headers, the Content-Type, and the body. Every step is commented, so read the comments as you type them.</w:t>
+        <w:t>Start with the most direct versions. The server: do/1 takes the path, checks with lists:prefix whether it starts with /api/v1/echo/, and for the echo calls echo_text, which reads the Content-Type from #mod.parsed_header and the body from #mod.entity_body, builds the four lines with io_lib:format, and prints them and the request line; the answer is text/plain. Every other path gets the 404 JSON. The client: main sends the GET with httpc:request, prints its four parts, and calls post_contact, which sends the POST with a four-part request: the URL, no extra headers, the Content-Type, and the body. Every step is commented, so read the comments as you type them.</w:t>
       </w:r>
     </w:p>
     <w:p>
@@ -25888,10 +25861,7 @@
     </w:p>
     <w:p>
       <w:r>
-        <w:t>The Contact Manager REST API's EXTENDED companion builds on these Production-Minded files: reading the body is the first step of Lesson 6.6a's POST handler (Assembly keeps this lesson's RequestState, start_request, and finish_request), reading a header by name returns in Lesson 6.12a's Content-Type check, and send_and_print, one function for every method, becomes Lesson 6.4a's send_request. The echo route itself is practice and is not part of the project. Solidity's HealthApi is the contract the later Chapt</w:t>
-      </w:r>
-      <w:r>
-        <w:t>er 6 Solidity lessons keep adding functions to; its echo functions are practice, as the echo route is.</w:t>
+        <w:t>The Contact Manager REST API's EXTENDED companion builds on these Production-Minded files: reading the body is the first step of Lesson 6.6a's POST handler (Assembly keeps this lesson's RequestState, start_request, and finish_request), reading a header by name returns in Lesson 6.12a's Content-Type check, and send_and_print, one function for every method, becomes Lesson 6.4a's send_request. The echo route itself is practice and is not part of the project. Solidity's HealthApi is the contract the later Chapter 6 Solidity lessons keep adding functions to; its echo functions are practice, as the echo route is.</w:t>
       </w:r>
     </w:p>
     <w:p>
@@ -25966,10 +25936,7 @@
     </w:p>
     <w:p>
       <w:r>
-        <w:t>Before you run it, predict the four Received lines and the request line Terminal 1 will show. Rebuild the client, start the Production-Minded server in Terminal 1, and run the client in Terminal 2. The output must match the Required Exercise Output below, and the exit code must be 0. The PUT names one contact in the path, as the GET does, and sends a whole representation, like the POST: a PUT replaces everything the resource holds, so its body carries every field. Solidity's third call must print 0x0be9da91</w:t>
-      </w:r>
-      <w:r>
-        <w:t>, 292, "Ada King", "ada@example.com", and "555-0100": a new selector, because it is another function, and 292 bytes, 4 + 9 × 32, because the third text adds three 32-byte words, where it starts, its length, and its bytes: 96 bytes more than echoContact's 196.</w:t>
+        <w:t>Before you run it, predict the four Received lines and the request line Terminal 1 will show. Rebuild the client, start the Production-Minded server in Terminal 1, and run the client in Terminal 2. The output must match the Required Exercise Output below, and the exit code must be 0. The PUT names one contact in the path, as the GET does, and sends a whole representation, like the POST: a PUT replaces everything the resource holds, so its body carries every field. Solidity's third call must print 0x0be9da91, 292, "Ada King", "ada@example.com", and "555-0100": a new selector, because it is another function, and 292 bytes, 4 + 9 × 32, because the third text adds three 32-byte words, where it starts, its length, and its bytes: 96 bytes more than echoContact's 196.</w:t>
       </w:r>
     </w:p>
     <w:p>
@@ -26272,10 +26239,7 @@
         <w:pStyle w:val="ListBullet"/>
       </w:pPr>
       <w:r>
-        <w:t>Solidity: a contract never sees a header, so there is no Accept to read. Echo instead something else a call carries beside its data: in HealthApi, make echo and echoContact view instead of pure, because msg.sender is read from the call's context, and return msg.sender after msg.data.length. In the Client Run, add address after uint256 in both return lists, and --from 0xf39Fd6e51aad88F6F4ce6aB8827279cffFb92266 before --rpc-url, so cast names the account that sends the call. Each call then prints that address</w:t>
-      </w:r>
-      <w:r>
-        <w:t xml:space="preserve"> as its third line. A contract has no content negotiation: the client chooses how to read the answer, through the types in cast's second parentheses; msg.sender is the counterpart of who is asking, which Lesson 6.16a builds on.</w:t>
+        <w:t>Solidity: a contract never sees a header, so there is no Accept to read. Echo instead something else a call carries beside its data: in HealthApi, make echo and echoContact view instead of pure, because msg.sender is read from the call's context, and return msg.sender after msg.data.length. In the Client Run, add address after uint256 in both return lists, and --from 0xf39Fd6e51aad88F6F4ce6aB8827279cffFb92266 before --rpc-url, so cast names the account that sends the call. Each call then prints that address as its third line. A contract has no content negotiation: the client chooses how to read the answer, through the types in cast's second parentheses; msg.sender is the counterpart of who is asking, which Lesson 6.16a builds on.</w:t>
       </w:r>
     </w:p>
     <w:p>
@@ -26843,10 +26807,7 @@
     </w:p>
     <w:p>
       <w:r>
-        <w:t>In Assembly, Rust, and Erlang, the echo handler showed what each server received, the method, the path, the Content-Type, and the body, while the client showed what it sent and what came back, in exactly Lesson 6.2's lines: Assembly collected the body piece by piece with libmicrohttpd, Rust read it as a stream, and Erlang got it whole from httpd. Solidity showed what a contract call carries instead: the selector that names the function, the ABI-encoded arguments, and nothing of the HTTP request, which anvil</w:t>
-      </w:r>
-      <w:r>
-        <w:t>'s JSON-RPC sends as a POST to one URL. Lesson 6.3a turns the echo's practice paths into the Contact Manager's real resource paths.</w:t>
+        <w:t>In Assembly, Rust, and Erlang, the echo handler showed what each server received, the method, the path, the Content-Type, and the body, while the client showed what it sent and what came back, in exactly Lesson 6.2's lines: Assembly collected the body piece by piece with libmicrohttpd, Rust read it as a stream, and Erlang got it whole from httpd. Solidity showed what a contract call carries instead: the selector that names the function, the ABI-encoded arguments, and nothing of the HTTP request, which anvil's JSON-RPC sends as a POST to one URL. Lesson 6.3a turns the echo's practice paths into the Contact Manager's real resource paths.</w:t>
       </w:r>
     </w:p>
     <w:sectPr>

--- a/Volume 1/Chapter 06 - RESTful APIs/SPA_Vol1_Ch6_Lesson6_2a_REST_Fundamentals_EXTENDED.docx
+++ b/Volume 1/Chapter 06 - RESTful APIs/SPA_Vol1_Ch6_Lesson6_2a_REST_Fundamentals_EXTENDED.docx
@@ -67,7 +67,10 @@
     </w:p>
     <w:p>
       <w:r>
-        <w:t>Build Lesson 6.2's echo handler and its client in Assembly, Rust, and Erlang, on Lesson 6.0a's server skeleton. Each server answers every request under /api/v1/echo/ by telling what it received, its method, path, Content-Type, and body, and prints the same lines; each client sends a GET and a POST and prints what it sent and what came back, so you can name the resource, the method, the representation, and the status on both screens. Then see what Solidity's honest counterpart carries: a contract call through anvil names a function and sends its arguments, and the contract's echo shows exactly what arrived.</w:t>
+        <w:t>Build Lesson 6.2's echo handler and its client in Assembly, Rust, and Erlang, on Lesson 6.0a's server skeleton. Each server answers every request under /api/v1/echo/ by telling what it received, its method, path, Content-Type, and body, and prints the same lines; each client sends a GET and a POST and prints what it sent and what came back, so you can name the resource, the method, the representation, and the status on both screens. Then see what Solidity's honest counterpart carries: a contract call throug</w:t>
+      </w:r>
+      <w:r>
+        <w:t>h anvil names a function and sends its arguments, and the contract's echo shows exactly what arrived.</w:t>
       </w:r>
     </w:p>
     <w:p>
@@ -95,7 +98,10 @@
     </w:p>
     <w:p>
       <w:r>
-        <w:t>Lesson 6.2 explains the ideas every REST API is built on and why the first question about a misbehaving request is what the server actually received. This companion asks that question in three more languages, each with its own way to reach a request's headers and body: Assembly collects the body piece by piece through the same libmicrohttpd calls as C, and Rust's axum and Erlang's httpd each read it whole before your function runs. Solidity shows the other side of the same ideas: anvil's JSON-RPC API is HTTP, but not REST, and a contract sees neither the method nor the headers, only the call's data. Read Lesson 6.2 first: this companion uses its paths, its bodies, and its lines, and does not repeat why each was chosen.</w:t>
+        <w:t>Lesson 6.2 explains the ideas every REST API is built on and why the first question about a misbehaving request is what the server actually received. This companion asks that question in three more languages, each with its own way to reach a request's headers and body: Assembly collects the body piece by piece through the same libmicrohttpd calls as C, and Rust's axum and Erlang's httpd each read it whole before your function runs. Solidity shows the other side of the same ideas: anvil's JSON-RPC API is HTT</w:t>
+      </w:r>
+      <w:r>
+        <w:t>P, but not REST, and a contract sees neither the method nor the headers, only the call's data. Read Lesson 6.2 first: this companion uses its paths, its bodies, and its lines, and does not repeat why each was chosen.</w:t>
       </w:r>
     </w:p>
     <w:p>
@@ -123,7 +129,10 @@
     </w:p>
     <w:p>
       <w:r>
-        <w:t>Remember, REST names resources with paths, acts on them with methods, and sends representations: GET reads, POST adds, PUT replaces, PATCH changes part, DELETE removes; Content-Type names a body's format; the first digit of a status is its class; and every request stands alone and carries all it needs (Lesson 6.2). A header's name ignores capitalization, and a server never prints or logs every header, because headers can carry secrets. Every server here is Lesson 6.0a's skeleton on 127.0.0.1:8765, every client trusts only .\certs\spa-ca.pem, and every curl.exe command names Windows' own curl.exe by its full path.</w:t>
+        <w:t>Remember, REST names resources with paths, acts on them with methods, and sends representations: GET reads, POST adds, PUT replaces, PATCH changes part, DELETE removes; Content-Type names a body's format; the first digit of a status is its class; and every request stands alone and carries all it needs (Lesson 6.2). A header's name ignores capitalization, and a server never prints or logs every header, because headers can carry secrets. Every server here is Lesson 6.0a's skeleton on 127.0.0.1:8765, every cli</w:t>
+      </w:r>
+      <w:r>
+        <w:t>ent trusts only .\certs\spa-ca.pem, and every curl.exe command names Windows' own curl.exe by its full path.</w:t>
       </w:r>
     </w:p>
     <w:p>
@@ -208,7 +217,10 @@
     </w:p>
     <w:p>
       <w:r>
-        <w:t>libmicrohttpd calls answer_request several times for one request: once when the method, the path, and the headers have arrived, once for each piece of the body, and once more, with no data, when the whole request is in. The sixth value it passes is where a piece is, and the seventh is the address of the piece's size; setting that size to 0 says the piece was used. The eighth value, the address of the request's state, is the same on every call for one request, so the memory that collects the body lives there: the Basic server sets aside an Upload with calloc on the first call and gives it back with free after it answers, and the Production-Minded server's start_request sets aside a RequestState, which finish_request gives back, as C's server.c does. The client sends a header with a header list (curl_slist_append), a body with CURLOPT_POSTFIELDS, and any method with CURLOPT_CUSTOMREQUEST.</w:t>
+        <w:t>libmicrohttpd calls answer_request several times for one request: once when the method, the path, and the headers have arrived, once for each piece of the body, and once more, with no data, when the whole request is in. The sixth value it passes is where a piece is, and the seventh is the address of the piece's size; setting that size to 0 says the piece was used. The eighth value, the address of the request's state, is the same on every call for one request, so the memory that collects the body lives there</w:t>
+      </w:r>
+      <w:r>
+        <w:t>: the Basic server sets aside an Upload with calloc on the first call and gives it back with free after it answers, and the Production-Minded server's start_request sets aside a RequestState, which finish_request gives back, as C's server.c does. The client sends a header with a header list (curl_slist_append), a body with CURLOPT_POSTFIELDS, and any method with CURLOPT_CUSTOMREQUEST.</w:t>
       </w:r>
     </w:p>
     <w:p>
@@ -231,7 +243,10 @@
     </w:p>
     <w:p>
       <w:r>
-        <w:t>axum fills in a function's parameters by their types (Lesson 6.0a): a HeaderMap parameter gets the request's headers, and a Bytes parameter its whole body, which axum reads piece by piece before it calls the function. headers.get(name) finds one header, ignoring capitalization, and to_str gives its value as text; String::from_utf8 turns the body's bytes into text. ureq sends a POST with post(url), a header with header(name, value), and the body with send(text); a request with any method is built with ureq::http::Request::builder() and sent with the agent's run.</w:t>
+        <w:t>axum fills in a function's parameters by their types (Lesson 6.0a): a HeaderMap parameter gets the request's headers, and a Bytes parameter its whole body, which axum reads piece by piece before it calls the function. headers.get(name) finds one header, ignoring capitalization, and to_str gives its value as text; String::from_utf8 turns the body's bytes into text. ureq sends a POST with post(url), a header with header(name, value), and the body with send(text); a request with any method is built with ureq::</w:t>
+      </w:r>
+      <w:r>
+        <w:t>http::Request::builder() and sent with the agent's run.</w:t>
       </w:r>
     </w:p>
     <w:p>
@@ -1117,7 +1132,7 @@
     </w:p>
     <w:p>
       <w:r>
-        <w:t>Save each source and supporting file from this lesson into the matching path in the project layout. As in Chapter 1, notepad .\erlang\basic_server.erl creates and opens one: choose Yes, type the file, save it with Ctrl+S, and close Notepad (nano ./erlang/basic_server.erl on Linux, then Ctrl+O, Enter, and Ctrl+X). The Linux commands leave out the assembly folder, because Linux Assembly is deferred.</w:t>
+        <w:t>You save each source file in its language's section below, as each is shown, and step 2 makes the Rust and Solidity projects. As in Chapter 1, notepad .\erlang\basic_server.erl creates and opens one: choose Yes, type the file, save it with Ctrl+S, and close Notepad (nano ./erlang/basic_server.erl on Linux, then Ctrl+O, Enter, and Ctrl+X). The Linux commands leave out the assembly folder, because Linux Assembly is deferred.</w:t>
       </w:r>
     </w:p>
     <w:p>
@@ -1196,7 +1211,13 @@
     </w:p>
     <w:p>
       <w:r>
-        <w:t>Remember, Cargo.lock records the exact version and checksum of every crate (Lesson 6.0a). This lesson uses the same crates as Lesson 6.0a, so copy its Cargo.lock instead of making a new one; cargo fetch then writes this project's name, rest_fundamentals, into it, and downloads nothing new. It runs without --locked, which would refuse even that change. forge installs forge-std inside the lesson folder. Assembly uses the MSYS2 packages Lesson 6.0 installed, and Erlang's inets and ssl come with Erlang/OTP.</w:t>
+        <w:t>Remember, Cargo.lock records the exact version and checksum of every crate (Lesson 6.0a). This lesson uses the same crates as Lesson 6.0a, so the Rust project is made the same way, with one change: after the cargo add lines, copy Lesson 6.0a's Cargo.lock over the one cargo add wrote. Remember, cargo init writes Cargo.toml and a starter src\main.rs, and cargo add pins each crate under [dependencies] at an exact version; --no-default-features keeps only the features you list (Lesson 6.0a). cargo fetch keeps t</w:t>
+      </w:r>
+      <w:r>
+        <w:t>he versions the copied lock records and writes this project's name, rest_fundamentals, into it, so no crate changes, and downloads anything Cargo's cache lacks; it runs without --locked, which would refuse even the name change. The starter main.rs is removed after the fetch, which needs a program to read. Remember, forge init makes the Solidity project, with --empty, --no-git, --offline, and --force as in Lesson 6.0a, and forge installs forge-std inside the lesson folder. Assembly uses the MSYS2 packages Le</w:t>
+      </w:r>
+      <w:r>
+        <w:t>sson 6.0 installed, and Erlang's inets and ssl come with Erlang/OTP.</w:t>
       </w:r>
     </w:p>
     <w:p>
@@ -1218,6 +1239,96 @@
         <w:keepNext/>
       </w:pPr>
       <w:r>
+        <w:t>cargo init .\rust --name rest_fundamentals --vcs none</w:t>
+      </w:r>
+    </w:p>
+    <w:p>
+      <w:pPr>
+        <w:pStyle w:val="CommandBlock"/>
+        <w:keepNext/>
+      </w:pPr>
+      <w:r>
+        <w:t>cargo add --manifest-path .\rust\Cargo.toml axum@=0.8.9 `</w:t>
+      </w:r>
+    </w:p>
+    <w:p>
+      <w:pPr>
+        <w:pStyle w:val="CommandBlock"/>
+        <w:keepNext/>
+      </w:pPr>
+      <w:r>
+        <w:t xml:space="preserve">    --no-default-features --features http1,tokio</w:t>
+      </w:r>
+    </w:p>
+    <w:p>
+      <w:pPr>
+        <w:pStyle w:val="CommandBlock"/>
+        <w:keepNext/>
+      </w:pPr>
+      <w:r>
+        <w:t>cargo add --manifest-path .\rust\Cargo.toml axum-server@=0.8.0 `</w:t>
+      </w:r>
+    </w:p>
+    <w:p>
+      <w:pPr>
+        <w:pStyle w:val="CommandBlock"/>
+        <w:keepNext/>
+      </w:pPr>
+      <w:r>
+        <w:t xml:space="preserve">    --features tls-rustls-no-provider</w:t>
+      </w:r>
+    </w:p>
+    <w:p>
+      <w:pPr>
+        <w:pStyle w:val="CommandBlock"/>
+        <w:keepNext/>
+      </w:pPr>
+      <w:r>
+        <w:t>cargo add --manifest-path .\rust\Cargo.toml rustls@=0.23.45 `</w:t>
+      </w:r>
+    </w:p>
+    <w:p>
+      <w:pPr>
+        <w:pStyle w:val="CommandBlock"/>
+        <w:keepNext/>
+      </w:pPr>
+      <w:r>
+        <w:t xml:space="preserve">    --no-default-features --features ring,std,tls12</w:t>
+      </w:r>
+    </w:p>
+    <w:p>
+      <w:pPr>
+        <w:pStyle w:val="CommandBlock"/>
+        <w:keepNext/>
+      </w:pPr>
+      <w:r>
+        <w:t>cargo add --manifest-path .\rust\Cargo.toml tokio@=1.53.1 `</w:t>
+      </w:r>
+    </w:p>
+    <w:p>
+      <w:pPr>
+        <w:pStyle w:val="CommandBlock"/>
+        <w:keepNext/>
+      </w:pPr>
+      <w:r>
+        <w:t xml:space="preserve">    --features macros,rt-multi-thread</w:t>
+      </w:r>
+    </w:p>
+    <w:p>
+      <w:pPr>
+        <w:pStyle w:val="CommandBlock"/>
+        <w:keepNext/>
+      </w:pPr>
+      <w:r>
+        <w:t>cargo add --manifest-path .\rust\Cargo.toml ureq@=3.4.2</w:t>
+      </w:r>
+    </w:p>
+    <w:p>
+      <w:pPr>
+        <w:pStyle w:val="CommandBlock"/>
+        <w:keepNext/>
+      </w:pPr>
+      <w:r>
         <w:t>Copy-Item ..\lesson-6.0-extended\rust\Cargo.lock .\rust</w:t>
       </w:r>
     </w:p>
@@ -1236,6 +1347,117 @@
         <w:keepNext/>
       </w:pPr>
       <w:r>
+        <w:t>Remove-Item .\rust\src\main.rs</w:t>
+      </w:r>
+    </w:p>
+    <w:p>
+      <w:pPr>
+        <w:pStyle w:val="CommandBlock"/>
+      </w:pPr>
+      <w:r>
+        <w:t>forge init .\solidity --empty --no-git --offline --force</w:t>
+      </w:r>
+    </w:p>
+    <w:p>
+      <w:pPr>
+        <w:keepNext/>
+      </w:pPr>
+    </w:p>
+    <w:p>
+      <w:r>
+        <w:t>Then type the Solidity project's settings over the foundry.toml that forge init wrote; it is Lesson 6.0a's: the scripts read and write no files, so it allows none. notepad .\solidity\foundry.toml opens the file: replace its text with the file below, save it with Ctrl+S, and close Notepad.</w:t>
+      </w:r>
+    </w:p>
+    <w:p>
+      <w:pPr>
+        <w:keepNext/>
+      </w:pPr>
+    </w:p>
+    <w:p>
+      <w:pPr>
+        <w:pStyle w:val="Heading3"/>
+      </w:pPr>
+      <w:r>
+        <w:t>solidity/foundry.toml</w:t>
+      </w:r>
+    </w:p>
+    <w:p>
+      <w:pPr>
+        <w:pStyle w:val="SourceCode"/>
+        <w:keepNext/>
+      </w:pPr>
+      <w:r>
+        <w:t>[profile.default]</w:t>
+      </w:r>
+    </w:p>
+    <w:p>
+      <w:pPr>
+        <w:pStyle w:val="SourceCode"/>
+        <w:keepNext/>
+      </w:pPr>
+      <w:r>
+        <w:t># The files in script/ are the only Solidity sources in this project.</w:t>
+      </w:r>
+    </w:p>
+    <w:p>
+      <w:pPr>
+        <w:pStyle w:val="SourceCode"/>
+        <w:keepNext/>
+      </w:pPr>
+      <w:r>
+        <w:t>src = "script"</w:t>
+      </w:r>
+    </w:p>
+    <w:p>
+      <w:pPr>
+        <w:pStyle w:val="SourceCode"/>
+        <w:keepNext/>
+      </w:pPr>
+      <w:r>
+        <w:t># forge install puts forge-std in lib/.</w:t>
+      </w:r>
+    </w:p>
+    <w:p>
+      <w:pPr>
+        <w:pStyle w:val="SourceCode"/>
+        <w:keepNext/>
+      </w:pPr>
+      <w:r>
+        <w:t>libs = ["lib"]</w:t>
+      </w:r>
+    </w:p>
+    <w:p>
+      <w:pPr>
+        <w:pStyle w:val="SourceCode"/>
+      </w:pPr>
+      <w:r>
+        <w:t># The scripts read and write no files, so no fs_permissions are needed.</w:t>
+      </w:r>
+    </w:p>
+    <w:p>
+      <w:pPr>
+        <w:keepNext/>
+      </w:pPr>
+    </w:p>
+    <w:p>
+      <w:pPr>
+        <w:keepNext/>
+      </w:pPr>
+      <w:r>
+        <w:t>Then install forge-std.</w:t>
+      </w:r>
+    </w:p>
+    <w:p>
+      <w:pPr>
+        <w:keepNext/>
+      </w:pPr>
+    </w:p>
+    <w:p>
+      <w:pPr>
+        <w:pStyle w:val="CommandBlock"/>
+        <w:keepNext/>
+      </w:pPr>
+      <w:r>
         <w:t>Push-Location .\solidity</w:t>
       </w:r>
     </w:p>
@@ -1271,10 +1493,113 @@
     </w:p>
     <w:p>
       <w:pPr>
+        <w:keepNext/>
+      </w:pPr>
+      <w:r>
+        <w:t>Create the Rust and Solidity projects with the same commands as on Windows: cp copies Lesson 6.0a's Cargo.lock after the cargo add lines, so it replaces the one cargo add wrote, and rm deletes the starter main.rs after cargo fetch. Type solidity/foundry.toml exactly as shown in the Windows setup, over the file forge init wrote, before the last line installs forge-std.</w:t>
+      </w:r>
+    </w:p>
+    <w:p>
+      <w:pPr>
+        <w:keepNext/>
+      </w:pPr>
+    </w:p>
+    <w:p>
+      <w:pPr>
         <w:pStyle w:val="CommandBlock"/>
         <w:keepNext/>
       </w:pPr>
       <w:r>
+        <w:t>cargo init ./rust --name rest_fundamentals --vcs none</w:t>
+      </w:r>
+    </w:p>
+    <w:p>
+      <w:pPr>
+        <w:pStyle w:val="CommandBlock"/>
+        <w:keepNext/>
+      </w:pPr>
+      <w:r>
+        <w:t>cargo add --manifest-path ./rust/Cargo.toml axum@=0.8.9 \</w:t>
+      </w:r>
+    </w:p>
+    <w:p>
+      <w:pPr>
+        <w:pStyle w:val="CommandBlock"/>
+        <w:keepNext/>
+      </w:pPr>
+      <w:r>
+        <w:t xml:space="preserve">    --no-default-features --features http1,tokio</w:t>
+      </w:r>
+    </w:p>
+    <w:p>
+      <w:pPr>
+        <w:pStyle w:val="CommandBlock"/>
+        <w:keepNext/>
+      </w:pPr>
+      <w:r>
+        <w:t>cargo add --manifest-path ./rust/Cargo.toml axum-server@=0.8.0 \</w:t>
+      </w:r>
+    </w:p>
+    <w:p>
+      <w:pPr>
+        <w:pStyle w:val="CommandBlock"/>
+        <w:keepNext/>
+      </w:pPr>
+      <w:r>
+        <w:t xml:space="preserve">    --features tls-rustls-no-provider</w:t>
+      </w:r>
+    </w:p>
+    <w:p>
+      <w:pPr>
+        <w:pStyle w:val="CommandBlock"/>
+        <w:keepNext/>
+      </w:pPr>
+      <w:r>
+        <w:t>cargo add --manifest-path ./rust/Cargo.toml rustls@=0.23.45 \</w:t>
+      </w:r>
+    </w:p>
+    <w:p>
+      <w:pPr>
+        <w:pStyle w:val="CommandBlock"/>
+        <w:keepNext/>
+      </w:pPr>
+      <w:r>
+        <w:t xml:space="preserve">    --no-default-features --features ring,std,tls12</w:t>
+      </w:r>
+    </w:p>
+    <w:p>
+      <w:pPr>
+        <w:pStyle w:val="CommandBlock"/>
+        <w:keepNext/>
+      </w:pPr>
+      <w:r>
+        <w:t>cargo add --manifest-path ./rust/Cargo.toml tokio@=1.53.1 \</w:t>
+      </w:r>
+    </w:p>
+    <w:p>
+      <w:pPr>
+        <w:pStyle w:val="CommandBlock"/>
+        <w:keepNext/>
+      </w:pPr>
+      <w:r>
+        <w:t xml:space="preserve">    --features macros,rt-multi-thread</w:t>
+      </w:r>
+    </w:p>
+    <w:p>
+      <w:pPr>
+        <w:pStyle w:val="CommandBlock"/>
+        <w:keepNext/>
+      </w:pPr>
+      <w:r>
+        <w:t>cargo add --manifest-path ./rust/Cargo.toml ureq@=3.4.2</w:t>
+      </w:r>
+    </w:p>
+    <w:p>
+      <w:pPr>
+        <w:pStyle w:val="CommandBlock"/>
+        <w:keepNext/>
+      </w:pPr>
+      <w:r>
         <w:t>cp ../lesson-6.0-extended/rust/Cargo.lock ./rust</w:t>
       </w:r>
     </w:p>
@@ -1290,6 +1615,28 @@
     <w:p>
       <w:pPr>
         <w:pStyle w:val="CommandBlock"/>
+        <w:keepNext/>
+      </w:pPr>
+      <w:r>
+        <w:t>rm ./rust/src/main.rs</w:t>
+      </w:r>
+    </w:p>
+    <w:p>
+      <w:pPr>
+        <w:pStyle w:val="CommandBlock"/>
+      </w:pPr>
+      <w:r>
+        <w:t>forge init ./solidity --empty --no-git --offline --force</w:t>
+      </w:r>
+    </w:p>
+    <w:p>
+      <w:pPr>
+        <w:keepNext/>
+      </w:pPr>
+    </w:p>
+    <w:p>
+      <w:pPr>
+        <w:pStyle w:val="CommandBlock"/>
       </w:pPr>
       <w:r>
         <w:t>(cd ./solidity &amp;&amp; forge install foundry-rs/forge-std@v1.16.2 --no-git)</w:t>
@@ -1637,7 +1984,10 @@
     </w:p>
     <w:p>
       <w:r>
-        <w:t>Start with the most direct versions, which follow C's Basic programs step for step. The server: answer_request reads its sixth, seventh, and eighth values first. On the first call for a request it sets aside an Upload with calloc; each call that brings data adds one piece to the Upload's body with memcpy; the last call answers. For a path that starts with /api/v1/echo/ (strncmp), it reads the Content-Type header with MHD_lookup_connection_value, builds the four lines with snprintf, prints them and the request line, and sends them as text/plain; every other path gets the 404 JSON. Then free gives the Upload back. The client: one handle sends both requests; print_answer reads the status and the answer's Content-Type with curl_easy_getinfo and prints the four parts. Every step is commented, so read the comments as you type them.</w:t>
+        <w:t>Start with the most direct versions, which follow C's Basic programs step for step. The server: answer_request reads its sixth, seventh, and eighth values first. On the first call for a request it sets aside an Upload with calloc; each call that brings data adds one piece to the Upload's body with memcpy; the last call answers. For a path that starts with /api/v1/echo/ (strncmp), it reads the Content-Type header with MHD_lookup_connection_value, builds the four lines with snprintf, prints them and the reque</w:t>
+      </w:r>
+      <w:r>
+        <w:t>st line, and sends them as text/plain; every other path gets the 404 JSON. Then free gives the Upload back. The client: one handle sends both requests; print_answer reads the status and the answer's Content-Type with curl_easy_getinfo and prints the four parts. Every step is commented, so read the comments as you type them.</w:t>
       </w:r>
     </w:p>
     <w:p>
@@ -6974,7 +7324,10 @@
     </w:p>
     <w:p>
       <w:r>
-        <w:t>The Production-Minded versions print the same lines. The server is Lesson 6.0a's skeleton, as C's server.c builds it in Lesson 6.2: send_text, send_json's twin for text/plain; handle_echo; and one more check in route_request, strncmp against echo_prefix, for every method. The request record gains the body and the report space. Lesson 6.0a's save_target and free_target become start_request and finish_request: start_request makes a RequestState that holds the target, whether the headers have been seen, the body collected so far, and the report space, and finish_request gives all of it back when the request is over. The client adds send_and_print, which sends any method with CURLOPT_CUSTOMREQUEST; CURLOPT_HTTPGET clears a body an earlier request set.</w:t>
+        <w:t>The Production-Minded versions print the same lines. The server is Lesson 6.0a's skeleton, as C's server.c builds it in Lesson 6.2: send_text, send_json's twin for text/plain; handle_echo; and one more check in route_request, strncmp against echo_prefix, for every method. The request record gains the body and the report space. Lesson 6.0a's save_target and free_target become start_request and finish_request: start_request makes a RequestState that holds the target, whether the headers have been seen, the bo</w:t>
+      </w:r>
+      <w:r>
+        <w:t>dy collected so far, and the report space, and finish_request gives all of it back when the request is over. The client adds send_and_print, which sends any method with CURLOPT_CUSTOMREQUEST; CURLOPT_HTTPGET clears a body an earlier request set.</w:t>
       </w:r>
     </w:p>
     <w:p>
@@ -14594,7 +14947,10 @@
     </w:p>
     <w:p>
       <w:r>
-        <w:t>Start with the most direct versions. The server: answer now takes the headers and the body as parameters too, and the path that starts with /api/v1/echo/ (starts_with) gets the echo: headers.get finds Content-Type, String::from_utf8 makes the body text, format! builds the four lines, and the server prints them and the request line and answers text/plain. Every other path gets the 404 JSON. The client: get(url).call() sends the GET; post(url).header(...).send(body) sends the POST with its Content-Type; headers().get reads the answer's Content-Type. Every step is commented, so read the comments as you type them.</w:t>
+        <w:t>Start with the most direct versions. The server: answer now takes the headers and the body as parameters too, and the path that starts with /api/v1/echo/ (starts_with) gets the echo: headers.get finds Content-Type, String::from_utf8 makes the body text, format! builds the four lines, and the server prints them and the request line and answers text/plain. Every other path gets the 404 JSON. The client: get(url).call() sends the GET; post(url).header(...).send(body) sends the POST with its Content-Type; heade</w:t>
+      </w:r>
+      <w:r>
+        <w:t>rs().get reads the answer's Content-Type. Every step is commented, so read the comments as you type them.</w:t>
       </w:r>
     </w:p>
     <w:p>
@@ -19192,7 +19548,10 @@
     </w:p>
     <w:p>
       <w:r>
-        <w:t>Start with the most direct versions. The server: do/1 takes the path, checks with lists:prefix whether it starts with /api/v1/echo/, and for the echo calls echo_text, which reads the Content-Type from #mod.parsed_header and the body from #mod.entity_body, builds the four lines with io_lib:format, and prints them and the request line; the answer is text/plain. Every other path gets the 404 JSON. The client: main sends the GET with httpc:request, prints its four parts, and calls post_contact, which sends the POST with a four-part request: the URL, no extra headers, the Content-Type, and the body. Every step is commented, so read the comments as you type them.</w:t>
+        <w:t xml:space="preserve">Start with the most direct versions. The server: do/1 takes the path, checks with lists:prefix whether it starts with /api/v1/echo/, and for the echo calls echo_text, which reads the Content-Type from #mod.parsed_header and the body from #mod.entity_body, builds the four lines with io_lib:format, and prints them and the request line; the answer is text/plain. Every other path gets the 404 JSON. The client: main sends the GET with httpc:request, prints its four parts, and calls post_contact, which sends the </w:t>
+      </w:r>
+      <w:r>
+        <w:t>POST with a four-part request: the URL, no extra headers, the Content-Type, and the body. Every step is commented, so read the comments as you type them.</w:t>
       </w:r>
     </w:p>
     <w:p>
@@ -24783,7 +25142,7 @@
     </w:p>
     <w:p>
       <w:r>
-        <w:t>Cargo.toml is Lesson 6.0a's, with this lesson's project name, rest_fundamentals. Cargo.lock is not printed again: it is Lesson 6.0a's, copied in step 2, so this project builds with exactly the crates Lesson 6.0a used. foundry.toml is Lesson 6.0a's: the scripts read and write no files.</w:t>
+        <w:t>This is the file the setup commands wrote, shown here so you can check yours. The comments are the course's notes on each line; cargo add writes the same names, versions, and features without them, and its blank lines and layout may differ. Cargo.toml is Lesson 6.0a's, with this lesson's project name, rest_fundamentals. Cargo.lock is not printed again: it is Lesson 6.0a's, copied in step 2, so this project builds with exactly the crates Lesson 6.0a used.</w:t>
       </w:r>
     </w:p>
     <w:p>
@@ -25056,63 +25415,626 @@
     </w:p>
     <w:p>
       <w:pPr>
+        <w:keepNext/>
+      </w:pPr>
+    </w:p>
+    <w:p>
+      <w:pPr>
+        <w:pStyle w:val="Heading1"/>
+      </w:pPr>
+      <w:r>
+        <w:t>Validation Rules</w:t>
+      </w:r>
+    </w:p>
+    <w:p>
+      <w:r>
+        <w:t>This lesson is checked by running each command and program and comparing what your screen shows with the required results, by eye. No separate validator program is needed.</w:t>
+      </w:r>
+    </w:p>
+    <w:p>
+      <w:pPr>
+        <w:keepNext/>
+      </w:pPr>
+    </w:p>
+    <w:p>
+      <w:pPr>
+        <w:pStyle w:val="ListBullet"/>
+      </w:pPr>
+      <w:r>
+        <w:t>Run every program from the lesson-6.2-extended folder: the server (Solidity: anvil) in Terminal 1, the clients, curl.exe, and cast in Terminal 2.</w:t>
+      </w:r>
+    </w:p>
+    <w:p>
+      <w:pPr>
+        <w:pStyle w:val="ListBullet"/>
+      </w:pPr>
+      <w:r>
+        <w:t>The Copy Check prints OK, and the Library Check the two packages and True.</w:t>
+      </w:r>
+    </w:p>
+    <w:p>
+      <w:pPr>
+        <w:pStyle w:val="ListBullet"/>
+      </w:pPr>
+      <w:r>
+        <w:t>Every Assembly, Rust, and Erlang client prints the Required Clean-Run Output's client lines exactly and ends with exit code 0, and every server prints the same Received lines for each request, followed by its request line.</w:t>
+      </w:r>
+    </w:p>
+    <w:p>
+      <w:pPr>
+        <w:pStyle w:val="ListBullet"/>
+      </w:pPr>
+      <w:r>
+        <w:t>Each curl Check prints the status line, the library's headers (the Date line shows the current time), a blank line, and the same four Received lines.</w:t>
+      </w:r>
+    </w:p>
+    <w:p>
+      <w:pPr>
+        <w:pStyle w:val="ListBullet"/>
+      </w:pPr>
+      <w:r>
+        <w:t>Solidity's Client Run prints its six lines; the JSON-RPC Checks print anvil's 200 answer and its 404.</w:t>
+      </w:r>
+    </w:p>
+    <w:p>
+      <w:pPr>
+        <w:pStyle w:val="ListBullet"/>
+      </w:pPr>
+      <w:r>
+        <w:t>No server prints or logs any header but Content-Type, and no program turns certificate checks off.</w:t>
+      </w:r>
+    </w:p>
+    <w:p>
+      <w:pPr>
+        <w:keepNext/>
+      </w:pPr>
+    </w:p>
+    <w:p>
+      <w:pPr>
+        <w:keepNext/>
+      </w:pPr>
+    </w:p>
+    <w:p>
+      <w:pPr>
         <w:pStyle w:val="Heading2"/>
       </w:pPr>
       <w:r>
-        <w:t>solidity/foundry.toml</w:t>
-      </w:r>
-    </w:p>
-    <w:p>
-      <w:pPr>
-        <w:pStyle w:val="SourceCode"/>
-        <w:keepNext/>
-      </w:pPr>
-      <w:r>
-        <w:t>[profile.default]</w:t>
-      </w:r>
-    </w:p>
-    <w:p>
-      <w:pPr>
-        <w:pStyle w:val="SourceCode"/>
-        <w:keepNext/>
-      </w:pPr>
-      <w:r>
-        <w:t># The files in script/ are the only Solidity sources in this project.</w:t>
-      </w:r>
-    </w:p>
-    <w:p>
-      <w:pPr>
-        <w:pStyle w:val="SourceCode"/>
-        <w:keepNext/>
-      </w:pPr>
-      <w:r>
-        <w:t>src = "script"</w:t>
-      </w:r>
-    </w:p>
-    <w:p>
-      <w:pPr>
-        <w:pStyle w:val="SourceCode"/>
-        <w:keepNext/>
-      </w:pPr>
-      <w:r>
-        <w:t># forge install puts forge-std in lib/.</w:t>
-      </w:r>
-    </w:p>
-    <w:p>
-      <w:pPr>
-        <w:pStyle w:val="SourceCode"/>
-        <w:keepNext/>
-      </w:pPr>
-      <w:r>
-        <w:t>libs = ["lib"]</w:t>
-      </w:r>
-    </w:p>
-    <w:p>
-      <w:pPr>
-        <w:pStyle w:val="SourceCode"/>
-      </w:pPr>
-      <w:r>
-        <w:t># The scripts read and write no files, so no fs_permissions are needed.</w:t>
+        <w:t>Expected Values</w:t>
+      </w:r>
+    </w:p>
+    <w:p>
+      <w:pPr>
+        <w:keepNext/>
+      </w:pPr>
+      <w:r>
+        <w:t>Every program and command works with these values.</w:t>
+      </w:r>
+    </w:p>
+    <w:p>
+      <w:pPr>
+        <w:keepNext/>
+      </w:pPr>
+    </w:p>
+    <w:p>
+      <w:pPr>
+        <w:pStyle w:val="RequiredOutput"/>
+        <w:keepNext/>
+      </w:pPr>
+      <w:r>
+        <w:t>Echo route: every path under /api/v1/echo/, for GET POST PUT PATCH DELETE</w:t>
+      </w:r>
+    </w:p>
+    <w:p>
+      <w:pPr>
+        <w:pStyle w:val="RequiredOutput"/>
+        <w:keepNext/>
+      </w:pPr>
+      <w:r>
+        <w:t>Echo answer: 200, text/plain; charset=utf-8, four Received lines</w:t>
+      </w:r>
+    </w:p>
+    <w:p>
+      <w:pPr>
+        <w:pStyle w:val="RequiredOutput"/>
+        <w:keepNext/>
+      </w:pPr>
+      <w:r>
+        <w:t>Request 1: GET https://127.0.0.1:8765/api/v1/echo/contacts/2, no body</w:t>
+      </w:r>
+    </w:p>
+    <w:p>
+      <w:pPr>
+        <w:pStyle w:val="RequiredOutput"/>
+        <w:keepNext/>
+      </w:pPr>
+      <w:r>
+        <w:t>Request 2: POST https://127.0.0.1:8765/api/v1/echo/contacts</w:t>
+      </w:r>
+    </w:p>
+    <w:p>
+      <w:pPr>
+        <w:pStyle w:val="RequiredOutput"/>
+        <w:keepNext/>
+      </w:pPr>
+      <w:r>
+        <w:t>Request 2 Content-Type: application/json</w:t>
+      </w:r>
+    </w:p>
+    <w:p>
+      <w:pPr>
+        <w:pStyle w:val="RequiredOutput"/>
+        <w:keepNext/>
+      </w:pPr>
+      <w:r>
+        <w:t>Request 2 body: {"name":"Ada Lovelace","email":"ada@example.com"}</w:t>
+      </w:r>
+    </w:p>
+    <w:p>
+      <w:pPr>
+        <w:pStyle w:val="RequiredOutput"/>
+        <w:keepNext/>
+      </w:pPr>
+      <w:r>
+        <w:t>No Content-Type: (none); no body: (empty)</w:t>
+      </w:r>
+    </w:p>
+    <w:p>
+      <w:pPr>
+        <w:pStyle w:val="RequiredOutput"/>
+        <w:keepNext/>
+      </w:pPr>
+      <w:r>
+        <w:t>Exercise: PUT https://127.0.0.1:8765/api/v1/echo/contacts/1</w:t>
+      </w:r>
+    </w:p>
+    <w:p>
+      <w:pPr>
+        <w:pStyle w:val="RequiredOutput"/>
+        <w:keepNext/>
+      </w:pPr>
+      <w:r>
+        <w:t>Exercise body: {"name":"Ada King","email":"ada@example.com","phone":"555-0100"}</w:t>
+      </w:r>
+    </w:p>
+    <w:p>
+      <w:pPr>
+        <w:pStyle w:val="RequiredOutput"/>
+        <w:keepNext/>
+      </w:pPr>
+      <w:r>
+        <w:t>Challenge: Accept: text/plain on every request; the echo adds Received Accept</w:t>
+      </w:r>
+    </w:p>
+    <w:p>
+      <w:pPr>
+        <w:pStyle w:val="RequiredOutput"/>
+        <w:keepNext/>
+      </w:pPr>
+      <w:r>
+        <w:t>Solidity node: http://127.0.0.1:8545 (anvil, JSON-RPC, no TLS)</w:t>
+      </w:r>
+    </w:p>
+    <w:p>
+      <w:pPr>
+        <w:pStyle w:val="RequiredOutput"/>
+        <w:keepNext/>
+      </w:pPr>
+      <w:r>
+        <w:t>Solidity contract: 0x5FbDB2315678afecb367f032d93F642f64180aa3</w:t>
+      </w:r>
+    </w:p>
+    <w:p>
+      <w:pPr>
+        <w:pStyle w:val="RequiredOutput"/>
+      </w:pPr>
+      <w:r>
+        <w:t>Solidity calls: echo(), then echoContact("Ada Lovelace", "ada@example.com")</w:t>
+      </w:r>
+    </w:p>
+    <w:p>
+      <w:pPr>
+        <w:keepNext/>
+      </w:pPr>
+    </w:p>
+    <w:p>
+      <w:pPr>
+        <w:keepNext/>
+      </w:pPr>
+    </w:p>
+    <w:p>
+      <w:pPr>
+        <w:pStyle w:val="Heading2"/>
+      </w:pPr>
+      <w:r>
+        <w:t>Required Clean-Run Output</w:t>
+      </w:r>
+    </w:p>
+    <w:p>
+      <w:pPr>
+        <w:keepNext/>
+      </w:pPr>
+      <w:r>
+        <w:t>Terminal 1, the Production-Minded server, after its client run and its curl Check, in Assembly, Rust, and Erlang (the Basic server prints the same blocks, with curl.exe's GET in place of its POST):</w:t>
+      </w:r>
+    </w:p>
+    <w:p>
+      <w:pPr>
+        <w:keepNext/>
+      </w:pPr>
+    </w:p>
+    <w:p>
+      <w:pPr>
+        <w:pStyle w:val="RequiredOutput"/>
+        <w:keepNext/>
+      </w:pPr>
+      <w:r>
+        <w:t>Listening on https://127.0.0.1:8765</w:t>
+      </w:r>
+    </w:p>
+    <w:p>
+      <w:pPr>
+        <w:pStyle w:val="RequiredOutput"/>
+        <w:keepNext/>
+      </w:pPr>
+      <w:r>
+        <w:t>Received method: GET</w:t>
+      </w:r>
+    </w:p>
+    <w:p>
+      <w:pPr>
+        <w:pStyle w:val="RequiredOutput"/>
+        <w:keepNext/>
+      </w:pPr>
+      <w:r>
+        <w:t>Received path: /api/v1/echo/contacts/2</w:t>
+      </w:r>
+    </w:p>
+    <w:p>
+      <w:pPr>
+        <w:pStyle w:val="RequiredOutput"/>
+        <w:keepNext/>
+      </w:pPr>
+      <w:r>
+        <w:t>Received Content-Type: (none)</w:t>
+      </w:r>
+    </w:p>
+    <w:p>
+      <w:pPr>
+        <w:pStyle w:val="RequiredOutput"/>
+        <w:keepNext/>
+      </w:pPr>
+      <w:r>
+        <w:t>Received body: (empty)</w:t>
+      </w:r>
+    </w:p>
+    <w:p>
+      <w:pPr>
+        <w:pStyle w:val="RequiredOutput"/>
+        <w:keepNext/>
+      </w:pPr>
+      <w:r>
+        <w:t>GET /api/v1/echo/contacts/2 -&gt; 200</w:t>
+      </w:r>
+    </w:p>
+    <w:p>
+      <w:pPr>
+        <w:pStyle w:val="RequiredOutput"/>
+        <w:keepNext/>
+      </w:pPr>
+      <w:r>
+        <w:t>Received method: POST</w:t>
+      </w:r>
+    </w:p>
+    <w:p>
+      <w:pPr>
+        <w:pStyle w:val="RequiredOutput"/>
+        <w:keepNext/>
+      </w:pPr>
+      <w:r>
+        <w:t>Received path: /api/v1/echo/contacts</w:t>
+      </w:r>
+    </w:p>
+    <w:p>
+      <w:pPr>
+        <w:pStyle w:val="RequiredOutput"/>
+        <w:keepNext/>
+      </w:pPr>
+      <w:r>
+        <w:t>Received Content-Type: application/json</w:t>
+      </w:r>
+    </w:p>
+    <w:p>
+      <w:pPr>
+        <w:pStyle w:val="RequiredOutput"/>
+        <w:keepNext/>
+      </w:pPr>
+      <w:r>
+        <w:t>Received body: {"name":"Ada Lovelace","email":"ada@example.com"}</w:t>
+      </w:r>
+    </w:p>
+    <w:p>
+      <w:pPr>
+        <w:pStyle w:val="RequiredOutput"/>
+        <w:keepNext/>
+      </w:pPr>
+      <w:r>
+        <w:t>POST /api/v1/echo/contacts -&gt; 200</w:t>
+      </w:r>
+    </w:p>
+    <w:p>
+      <w:pPr>
+        <w:pStyle w:val="RequiredOutput"/>
+        <w:keepNext/>
+      </w:pPr>
+      <w:r>
+        <w:t>Received method: POST</w:t>
+      </w:r>
+    </w:p>
+    <w:p>
+      <w:pPr>
+        <w:pStyle w:val="RequiredOutput"/>
+        <w:keepNext/>
+      </w:pPr>
+      <w:r>
+        <w:t>Received path: /api/v1/echo/contacts</w:t>
+      </w:r>
+    </w:p>
+    <w:p>
+      <w:pPr>
+        <w:pStyle w:val="RequiredOutput"/>
+        <w:keepNext/>
+      </w:pPr>
+      <w:r>
+        <w:t>Received Content-Type: application/json</w:t>
+      </w:r>
+    </w:p>
+    <w:p>
+      <w:pPr>
+        <w:pStyle w:val="RequiredOutput"/>
+        <w:keepNext/>
+      </w:pPr>
+      <w:r>
+        <w:t>Received body: {"name":"Ada Lovelace","email":"ada@example.com"}</w:t>
+      </w:r>
+    </w:p>
+    <w:p>
+      <w:pPr>
+        <w:pStyle w:val="RequiredOutput"/>
+      </w:pPr>
+      <w:r>
+        <w:t>POST /api/v1/echo/contacts -&gt; 200</w:t>
+      </w:r>
+    </w:p>
+    <w:p>
+      <w:pPr>
+        <w:keepNext/>
+      </w:pPr>
+    </w:p>
+    <w:p>
+      <w:pPr>
+        <w:keepNext/>
+      </w:pPr>
+      <w:r>
+        <w:t>Terminal 2, every Assembly, Rust, and Erlang client, Basic and Production-Minded, ending with exit code 0:</w:t>
+      </w:r>
+    </w:p>
+    <w:p>
+      <w:pPr>
+        <w:keepNext/>
+      </w:pPr>
+    </w:p>
+    <w:p>
+      <w:pPr>
+        <w:pStyle w:val="RequiredOutput"/>
+        <w:keepNext/>
+      </w:pPr>
+      <w:r>
+        <w:t>Sent: GET https://127.0.0.1:8765/api/v1/echo/contacts/2</w:t>
+      </w:r>
+    </w:p>
+    <w:p>
+      <w:pPr>
+        <w:pStyle w:val="RequiredOutput"/>
+        <w:keepNext/>
+      </w:pPr>
+      <w:r>
+        <w:t>Status: 200</w:t>
+      </w:r>
+    </w:p>
+    <w:p>
+      <w:pPr>
+        <w:pStyle w:val="RequiredOutput"/>
+        <w:keepNext/>
+      </w:pPr>
+      <w:r>
+        <w:t>Content-Type: text/plain; charset=utf-8</w:t>
+      </w:r>
+    </w:p>
+    <w:p>
+      <w:pPr>
+        <w:pStyle w:val="RequiredOutput"/>
+        <w:keepNext/>
+      </w:pPr>
+      <w:r>
+        <w:t>Body:</w:t>
+      </w:r>
+    </w:p>
+    <w:p>
+      <w:pPr>
+        <w:pStyle w:val="RequiredOutput"/>
+        <w:keepNext/>
+      </w:pPr>
+      <w:r>
+        <w:t>Received method: GET</w:t>
+      </w:r>
+    </w:p>
+    <w:p>
+      <w:pPr>
+        <w:pStyle w:val="RequiredOutput"/>
+        <w:keepNext/>
+      </w:pPr>
+      <w:r>
+        <w:t>Received path: /api/v1/echo/contacts/2</w:t>
+      </w:r>
+    </w:p>
+    <w:p>
+      <w:pPr>
+        <w:pStyle w:val="RequiredOutput"/>
+        <w:keepNext/>
+      </w:pPr>
+      <w:r>
+        <w:t>Received Content-Type: (none)</w:t>
+      </w:r>
+    </w:p>
+    <w:p>
+      <w:pPr>
+        <w:pStyle w:val="RequiredOutput"/>
+        <w:keepNext/>
+      </w:pPr>
+      <w:r>
+        <w:t>Received body: (empty)</w:t>
+      </w:r>
+    </w:p>
+    <w:p>
+      <w:pPr>
+        <w:pStyle w:val="RequiredOutput"/>
+        <w:keepNext/>
+      </w:pPr>
+      <w:r>
+        <w:t>Sent: POST https://127.0.0.1:8765/api/v1/echo/contacts</w:t>
+      </w:r>
+    </w:p>
+    <w:p>
+      <w:pPr>
+        <w:pStyle w:val="RequiredOutput"/>
+        <w:keepNext/>
+      </w:pPr>
+      <w:r>
+        <w:t>Status: 200</w:t>
+      </w:r>
+    </w:p>
+    <w:p>
+      <w:pPr>
+        <w:pStyle w:val="RequiredOutput"/>
+        <w:keepNext/>
+      </w:pPr>
+      <w:r>
+        <w:t>Content-Type: text/plain; charset=utf-8</w:t>
+      </w:r>
+    </w:p>
+    <w:p>
+      <w:pPr>
+        <w:pStyle w:val="RequiredOutput"/>
+        <w:keepNext/>
+      </w:pPr>
+      <w:r>
+        <w:t>Body:</w:t>
+      </w:r>
+    </w:p>
+    <w:p>
+      <w:pPr>
+        <w:pStyle w:val="RequiredOutput"/>
+        <w:keepNext/>
+      </w:pPr>
+      <w:r>
+        <w:t>Received method: POST</w:t>
+      </w:r>
+    </w:p>
+    <w:p>
+      <w:pPr>
+        <w:pStyle w:val="RequiredOutput"/>
+        <w:keepNext/>
+      </w:pPr>
+      <w:r>
+        <w:t>Received path: /api/v1/echo/contacts</w:t>
+      </w:r>
+    </w:p>
+    <w:p>
+      <w:pPr>
+        <w:pStyle w:val="RequiredOutput"/>
+        <w:keepNext/>
+      </w:pPr>
+      <w:r>
+        <w:t>Received Content-Type: application/json</w:t>
+      </w:r>
+    </w:p>
+    <w:p>
+      <w:pPr>
+        <w:pStyle w:val="RequiredOutput"/>
+      </w:pPr>
+      <w:r>
+        <w:t>Received body: {"name":"Ada Lovelace","email":"ada@example.com"}</w:t>
+      </w:r>
+    </w:p>
+    <w:p>
+      <w:pPr>
+        <w:keepNext/>
+      </w:pPr>
+    </w:p>
+    <w:p>
+      <w:pPr>
+        <w:keepNext/>
+      </w:pPr>
+      <w:r>
+        <w:t>Terminal 2, Solidity's Client Run, the two cast call commands, Basic and Production-Minded:</w:t>
+      </w:r>
+    </w:p>
+    <w:p>
+      <w:pPr>
+        <w:keepNext/>
+      </w:pPr>
+    </w:p>
+    <w:p>
+      <w:pPr>
+        <w:pStyle w:val="RequiredOutput"/>
+        <w:keepNext/>
+      </w:pPr>
+      <w:r>
+        <w:t>0x29f4acb0</w:t>
+      </w:r>
+    </w:p>
+    <w:p>
+      <w:pPr>
+        <w:pStyle w:val="RequiredOutput"/>
+        <w:keepNext/>
+      </w:pPr>
+      <w:r>
+        <w:t>4</w:t>
+      </w:r>
+    </w:p>
+    <w:p>
+      <w:pPr>
+        <w:pStyle w:val="RequiredOutput"/>
+        <w:keepNext/>
+      </w:pPr>
+      <w:r>
+        <w:t>0x81d80b04</w:t>
+      </w:r>
+    </w:p>
+    <w:p>
+      <w:pPr>
+        <w:pStyle w:val="RequiredOutput"/>
+        <w:keepNext/>
+      </w:pPr>
+      <w:r>
+        <w:t>196</w:t>
+      </w:r>
+    </w:p>
+    <w:p>
+      <w:pPr>
+        <w:pStyle w:val="RequiredOutput"/>
+        <w:keepNext/>
+      </w:pPr>
+      <w:r>
+        <w:t>"Ada Lovelace"</w:t>
+      </w:r>
+    </w:p>
+    <w:p>
+      <w:pPr>
+        <w:pStyle w:val="RequiredOutput"/>
+      </w:pPr>
+      <w:r>
+        <w:t>"ada@example.com"</w:t>
       </w:r>
     </w:p>
     <w:p>
@@ -25135,25 +26057,15 @@
         <w:pStyle w:val="Heading1"/>
       </w:pPr>
       <w:r>
-        <w:t>Validation Rules</w:t>
-      </w:r>
-    </w:p>
-    <w:p>
-      <w:r>
-        <w:t>This lesson is checked by running each command and program and comparing what your screen shows with the required results, by eye. No separate validator program is needed.</w:t>
-      </w:r>
-    </w:p>
-    <w:p>
-      <w:pPr>
-        <w:keepNext/>
-      </w:pPr>
+        <w:t>Common Mistakes</w:t>
+      </w:r>
     </w:p>
     <w:p>
       <w:pPr>
         <w:pStyle w:val="ListBullet"/>
       </w:pPr>
       <w:r>
-        <w:t>Run every program from the lesson-6.2-extended folder: the server (Solidity: anvil) in Terminal 1, the clients, curl.exe, and cast in Terminal 2.</w:t>
+        <w:t>In Assembly, reading answer_request's sixth to eighth values after a push. Each push moves rsp by 8; read them at the first instructions.</w:t>
       </w:r>
     </w:p>
     <w:p>
@@ -25161,7 +26073,7 @@
         <w:pStyle w:val="ListBullet"/>
       </w:pPr>
       <w:r>
-        <w:t>The Copy Check prints OK, and the Library Check the two packages and True.</w:t>
+        <w:t>In Assembly, forgetting mov qword [r12], 0 after a piece is copied. libmicrohttpd then hands over the same piece again.</w:t>
       </w:r>
     </w:p>
     <w:p>
@@ -25169,7 +26081,7 @@
         <w:pStyle w:val="ListBullet"/>
       </w:pPr>
       <w:r>
-        <w:t>Every Assembly, Rust, and Erlang client prints the Required Clean-Run Output's client lines exactly and ends with exit code 0, and every server prints the same Received lines for each request, followed by its request line.</w:t>
+        <w:t>In Assembly, building a large text in the stack frame. A frame over 4096 bytes must be touched one page at a time on Windows; set the space aside with calloc.</w:t>
       </w:r>
     </w:p>
     <w:p>
@@ -25177,7 +26089,7 @@
         <w:pStyle w:val="ListBullet"/>
       </w:pPr>
       <w:r>
-        <w:t>Each curl Check prints the status line, the library's headers (the Date line shows the current time), a blank line, and the same four Received lines.</w:t>
+        <w:t>In Rust, asking axum for the body as a String instead of Bytes. axum then refuses a body that is not UTF-8 text with its own 400 before route_request runs, so the echo never sees or logs that request.</w:t>
       </w:r>
     </w:p>
     <w:p>
@@ -25185,7 +26097,7 @@
         <w:pStyle w:val="ListBullet"/>
       </w:pPr>
       <w:r>
-        <w:t>Solidity's Client Run prints its six lines; the JSON-RPC Checks print anvil's 200 answer and its 404.</w:t>
+        <w:t>In Erlang, looking up "Content-Type" in #mod.parsed_header. httpd stores lower-case names; ask for "content-type".</w:t>
       </w:r>
     </w:p>
     <w:p>
@@ -25193,7 +26105,132 @@
         <w:pStyle w:val="ListBullet"/>
       </w:pPr>
       <w:r>
-        <w:t>No server prints or logs any header but Content-Type, and no program turns certificate checks off.</w:t>
+        <w:t>In Erlang, sending a body with a two-part request. httpc sends a body only in a four-part request: the URL, the headers, the Content-Type, and the body.</w:t>
+      </w:r>
+    </w:p>
+    <w:p>
+      <w:pPr>
+        <w:pStyle w:val="ListBullet"/>
+      </w:pPr>
+      <w:r>
+        <w:t>In Solidity, expecting the contract to see the method or the headers. It sees only the call's data and who sent it.</w:t>
+      </w:r>
+    </w:p>
+    <w:p>
+      <w:pPr>
+        <w:pStyle w:val="ListBullet"/>
+      </w:pPr>
+      <w:r>
+        <w:t>Typing a JSON body inside a cast or curl.exe argument in Windows PowerShell 5.1. The double quotes are removed; curl.exe sends a file with --data "@file", and cast takes typed values.</w:t>
+      </w:r>
+    </w:p>
+    <w:p>
+      <w:pPr>
+        <w:keepNext/>
+      </w:pPr>
+    </w:p>
+    <w:p>
+      <w:pPr>
+        <w:keepNext/>
+      </w:pPr>
+    </w:p>
+    <w:p>
+      <w:pPr>
+        <w:keepNext/>
+      </w:pPr>
+    </w:p>
+    <w:p>
+      <w:pPr>
+        <w:pStyle w:val="Heading1"/>
+      </w:pPr>
+      <w:r>
+        <w:t>Project Connection</w:t>
+      </w:r>
+    </w:p>
+    <w:p>
+      <w:r>
+        <w:t>The Contact Manager REST API's EXTENDED companion builds on these Production-Minded files: reading the body is the first step of Lesson 6.6a's POST handler (Assembly keeps this lesson's RequestState, start_request, and finish_request), reading a header by name returns in Lesson 6.12a's Content-Type check, and send_and_print, one function for every method, becomes Lesson 6.4a's send_request. The echo route itself is practice and is not part of the project. Solidity's HealthApi is the contract the later Chapt</w:t>
+      </w:r>
+      <w:r>
+        <w:t>er 6 Solidity lessons keep adding functions to; its echo functions are practice, as the echo route is.</w:t>
+      </w:r>
+    </w:p>
+    <w:p>
+      <w:pPr>
+        <w:keepNext/>
+      </w:pPr>
+    </w:p>
+    <w:p>
+      <w:pPr>
+        <w:keepNext/>
+      </w:pPr>
+    </w:p>
+    <w:p>
+      <w:pPr>
+        <w:keepNext/>
+      </w:pPr>
+    </w:p>
+    <w:p>
+      <w:pPr>
+        <w:pStyle w:val="Heading1"/>
+      </w:pPr>
+      <w:r>
+        <w:t>Workbook Exercise</w:t>
+      </w:r>
+    </w:p>
+    <w:p>
+      <w:r>
+        <w:t>Send a PUT, the method that replaces a whole resource. In the Production-Minded client, after the POST, send PUT to /echo/contacts/1, Ada Lovelace's contact, with the whole contact as its body, {"name":"Ada King","email":"ada@example.com","phone":"555-0100"}, through send_and_print:</w:t>
+      </w:r>
+    </w:p>
+    <w:p>
+      <w:pPr>
+        <w:keepNext/>
+      </w:pPr>
+    </w:p>
+    <w:p>
+      <w:pPr>
+        <w:pStyle w:val="ListBullet"/>
+      </w:pPr>
+      <w:r>
+        <w:t>Assembly: add contact_one_url (API_BASE followed by /echo/contacts/1), put_method ("PUT"), and king_json beside the other texts; after the POST's mov r12d, eax, add another cmp r12d, 0 and je .finished, then a third call of send_and_print and mov r12d, eax.</w:t>
+      </w:r>
+    </w:p>
+    <w:p>
+      <w:pPr>
+        <w:pStyle w:val="ListBullet"/>
+      </w:pPr>
+      <w:r>
+        <w:t>Rust: one more send_and_print line after the POST's, with "PUT", the URL from format!, and Some(the JSON).</w:t>
+      </w:r>
+    </w:p>
+    <w:p>
+      <w:pPr>
+        <w:pStyle w:val="ListBullet"/>
+      </w:pPr>
+      <w:r>
+        <w:t>Erlang: bind the POST's answer as PostAnswered = GetAnswered andalso send_and_print(post, ...), then end with PostAnswered andalso send_and_print(put, ...).</w:t>
+      </w:r>
+    </w:p>
+    <w:p>
+      <w:pPr>
+        <w:pStyle w:val="ListBullet"/>
+      </w:pPr>
+      <w:r>
+        <w:t>Solidity: HealthApi already has echoFullContact(fullName, email, phone) beside echoContact, for the whole contact. Add a third cast call to the Client Run, written like the second, with "echoFullContact(string,string,string)(bytes4,uint256,string,string,string)" as the signature and "Ada King" ada@example.com 555-0100 as the values.</w:t>
+      </w:r>
+    </w:p>
+    <w:p>
+      <w:pPr>
+        <w:keepNext/>
+      </w:pPr>
+    </w:p>
+    <w:p>
+      <w:r>
+        <w:t>Before you run it, predict the four Received lines and the request line Terminal 1 will show. Rebuild the client, start the Production-Minded server in Terminal 1, and run the client in Terminal 2. The output must match the Required Exercise Output below, and the exit code must be 0. The PUT names one contact in the path, as the GET does, and sends a whole representation, like the POST: a PUT replaces everything the resource holds, so its body carries every field. Solidity's third call must print 0x0be9da91</w:t>
+      </w:r>
+      <w:r>
+        <w:t>, 292, "Ada King", "ada@example.com", and "555-0100": a new selector, because it is another function, and 292 bytes, 4 + 9 × 32, because the third text adds three 32-byte words, where it starts, its length, and its bytes: 96 bytes more than echoContact's 196.</w:t>
       </w:r>
     </w:p>
     <w:p>
@@ -25211,15 +26248,15 @@
         <w:pStyle w:val="Heading2"/>
       </w:pPr>
       <w:r>
-        <w:t>Expected Values</w:t>
-      </w:r>
-    </w:p>
-    <w:p>
-      <w:pPr>
-        <w:keepNext/>
-      </w:pPr>
-      <w:r>
-        <w:t>Every program and command works with these values.</w:t>
+        <w:t>Required Exercise Output</w:t>
+      </w:r>
+    </w:p>
+    <w:p>
+      <w:pPr>
+        <w:keepNext/>
+      </w:pPr>
+      <w:r>
+        <w:t>With the PUT added, the client prints a third block and ends with exit code 0, and Terminal 1 shows the PUT's four Received lines and PUT /api/v1/echo/contacts/1 -&gt; 200. Solidity's result is described above.</w:t>
       </w:r>
     </w:p>
     <w:p>
@@ -25233,7 +26270,7 @@
         <w:keepNext/>
       </w:pPr>
       <w:r>
-        <w:t>Echo route: every path under /api/v1/echo/, for GET POST PUT PATCH DELETE</w:t>
+        <w:t>Sent: GET https://127.0.0.1:8765/api/v1/echo/contacts/2</w:t>
       </w:r>
     </w:p>
     <w:p>
@@ -25242,7 +26279,7 @@
         <w:keepNext/>
       </w:pPr>
       <w:r>
-        <w:t>Echo answer: 200, text/plain; charset=utf-8, four Received lines</w:t>
+        <w:t>Status: 200</w:t>
       </w:r>
     </w:p>
     <w:p>
@@ -25251,7 +26288,7 @@
         <w:keepNext/>
       </w:pPr>
       <w:r>
-        <w:t>Request 1: GET https://127.0.0.1:8765/api/v1/echo/contacts/2, no body</w:t>
+        <w:t>Content-Type: text/plain; charset=utf-8</w:t>
       </w:r>
     </w:p>
     <w:p>
@@ -25260,7 +26297,7 @@
         <w:keepNext/>
       </w:pPr>
       <w:r>
-        <w:t>Request 2: POST https://127.0.0.1:8765/api/v1/echo/contacts</w:t>
+        <w:t>Body:</w:t>
       </w:r>
     </w:p>
     <w:p>
@@ -25269,7 +26306,7 @@
         <w:keepNext/>
       </w:pPr>
       <w:r>
-        <w:t>Request 2 Content-Type: application/json</w:t>
+        <w:t>Received method: GET</w:t>
       </w:r>
     </w:p>
     <w:p>
@@ -25278,7 +26315,7 @@
         <w:keepNext/>
       </w:pPr>
       <w:r>
-        <w:t>Request 2 body: {"name":"Ada Lovelace","email":"ada@example.com"}</w:t>
+        <w:t>Received path: /api/v1/echo/contacts/2</w:t>
       </w:r>
     </w:p>
     <w:p>
@@ -25287,7 +26324,7 @@
         <w:keepNext/>
       </w:pPr>
       <w:r>
-        <w:t>No Content-Type: (none); no body: (empty)</w:t>
+        <w:t>Received Content-Type: (none)</w:t>
       </w:r>
     </w:p>
     <w:p>
@@ -25296,7 +26333,7 @@
         <w:keepNext/>
       </w:pPr>
       <w:r>
-        <w:t>Exercise: PUT https://127.0.0.1:8765/api/v1/echo/contacts/1</w:t>
+        <w:t>Received body: (empty)</w:t>
       </w:r>
     </w:p>
     <w:p>
@@ -25305,7 +26342,7 @@
         <w:keepNext/>
       </w:pPr>
       <w:r>
-        <w:t>Exercise body: {"name":"Ada King","email":"ada@example.com","phone":"555-0100"}</w:t>
+        <w:t>Sent: POST https://127.0.0.1:8765/api/v1/echo/contacts</w:t>
       </w:r>
     </w:p>
     <w:p>
@@ -25314,7 +26351,7 @@
         <w:keepNext/>
       </w:pPr>
       <w:r>
-        <w:t>Challenge: Accept: text/plain on every request; the echo adds Received Accept</w:t>
+        <w:t>Status: 200</w:t>
       </w:r>
     </w:p>
     <w:p>
@@ -25323,7 +26360,7 @@
         <w:keepNext/>
       </w:pPr>
       <w:r>
-        <w:t>Solidity node: http://127.0.0.1:8545 (anvil, JSON-RPC, no TLS)</w:t>
+        <w:t>Content-Type: text/plain; charset=utf-8</w:t>
       </w:r>
     </w:p>
     <w:p>
@@ -25332,15 +26369,184 @@
         <w:keepNext/>
       </w:pPr>
       <w:r>
-        <w:t>Solidity contract: 0x5FbDB2315678afecb367f032d93F642f64180aa3</w:t>
+        <w:t>Body:</w:t>
       </w:r>
     </w:p>
     <w:p>
       <w:pPr>
         <w:pStyle w:val="RequiredOutput"/>
-      </w:pPr>
-      <w:r>
-        <w:t>Solidity calls: echo(), then echoContact("Ada Lovelace", "ada@example.com")</w:t>
+        <w:keepNext/>
+      </w:pPr>
+      <w:r>
+        <w:t>Received method: POST</w:t>
+      </w:r>
+    </w:p>
+    <w:p>
+      <w:pPr>
+        <w:pStyle w:val="RequiredOutput"/>
+        <w:keepNext/>
+      </w:pPr>
+      <w:r>
+        <w:t>Received path: /api/v1/echo/contacts</w:t>
+      </w:r>
+    </w:p>
+    <w:p>
+      <w:pPr>
+        <w:pStyle w:val="RequiredOutput"/>
+        <w:keepNext/>
+      </w:pPr>
+      <w:r>
+        <w:t>Received Content-Type: application/json</w:t>
+      </w:r>
+    </w:p>
+    <w:p>
+      <w:pPr>
+        <w:pStyle w:val="RequiredOutput"/>
+        <w:keepNext/>
+      </w:pPr>
+      <w:r>
+        <w:t>Received body: {"name":"Ada Lovelace","email":"ada@example.com"}</w:t>
+      </w:r>
+    </w:p>
+    <w:p>
+      <w:pPr>
+        <w:pStyle w:val="RequiredOutput"/>
+        <w:keepNext/>
+      </w:pPr>
+      <w:r>
+        <w:t>Sent: PUT https://127.0.0.1:8765/api/v1/echo/contacts/1</w:t>
+      </w:r>
+    </w:p>
+    <w:p>
+      <w:pPr>
+        <w:pStyle w:val="RequiredOutput"/>
+        <w:keepNext/>
+      </w:pPr>
+      <w:r>
+        <w:t>Status: 200</w:t>
+      </w:r>
+    </w:p>
+    <w:p>
+      <w:pPr>
+        <w:pStyle w:val="RequiredOutput"/>
+        <w:keepNext/>
+      </w:pPr>
+      <w:r>
+        <w:t>Content-Type: text/plain; charset=utf-8</w:t>
+      </w:r>
+    </w:p>
+    <w:p>
+      <w:pPr>
+        <w:pStyle w:val="RequiredOutput"/>
+        <w:keepNext/>
+      </w:pPr>
+      <w:r>
+        <w:t>Body:</w:t>
+      </w:r>
+    </w:p>
+    <w:p>
+      <w:pPr>
+        <w:pStyle w:val="RequiredOutput"/>
+        <w:keepNext/>
+      </w:pPr>
+      <w:r>
+        <w:t>Received method: PUT</w:t>
+      </w:r>
+    </w:p>
+    <w:p>
+      <w:pPr>
+        <w:pStyle w:val="RequiredOutput"/>
+        <w:keepNext/>
+      </w:pPr>
+      <w:r>
+        <w:t>Received path: /api/v1/echo/contacts/1</w:t>
+      </w:r>
+    </w:p>
+    <w:p>
+      <w:pPr>
+        <w:pStyle w:val="RequiredOutput"/>
+        <w:keepNext/>
+      </w:pPr>
+      <w:r>
+        <w:t>Received Content-Type: application/json</w:t>
+      </w:r>
+    </w:p>
+    <w:p>
+      <w:pPr>
+        <w:pStyle w:val="RequiredOutput"/>
+      </w:pPr>
+      <w:r>
+        <w:t>Received body: {"name":"Ada King","email":"ada@example.com","phone":"555-0100"}</w:t>
+      </w:r>
+    </w:p>
+    <w:p>
+      <w:pPr>
+        <w:keepNext/>
+      </w:pPr>
+    </w:p>
+    <w:p>
+      <w:pPr>
+        <w:keepNext/>
+      </w:pPr>
+    </w:p>
+    <w:p>
+      <w:pPr>
+        <w:keepNext/>
+      </w:pPr>
+    </w:p>
+    <w:p>
+      <w:pPr>
+        <w:pStyle w:val="Heading1"/>
+      </w:pPr>
+      <w:r>
+        <w:t>Challenge</w:t>
+      </w:r>
+    </w:p>
+    <w:p>
+      <w:r>
+        <w:t>Ask for a representation. A client names the format it wants in the Accept header, and a server can choose its answer's format from it.</w:t>
+      </w:r>
+    </w:p>
+    <w:p>
+      <w:pPr>
+        <w:keepNext/>
+      </w:pPr>
+    </w:p>
+    <w:p>
+      <w:pPr>
+        <w:pStyle w:val="ListBullet"/>
+      </w:pPr>
+      <w:r>
+        <w:t>In the Production-Minded client, send Accept: text/plain with every request, inside send_and_print: Assembly appends a second line to the header list at .headers_ready, so even a GET has a list; Rust adds .header("Accept", "text/plain") to the builder; Erlang puts {"accept", "text/plain"} in both requests' header lists.</w:t>
+      </w:r>
+    </w:p>
+    <w:p>
+      <w:pPr>
+        <w:pStyle w:val="ListBullet"/>
+      </w:pPr>
+      <w:r>
+        <w:t>In the Production-Minded server, read the Accept header in handle_echo the way it reads Content-Type, with (none) when it is absent, and add Received Accept: &lt;value&gt; after the Received Content-Type line. Assembly adds accept_name, a second MHD_lookup_connection_value, and one more line in echo_format, so snprintf takes the Accept value from [rsp + 48] and the body from [rsp + 56].</w:t>
+      </w:r>
+    </w:p>
+    <w:p>
+      <w:pPr>
+        <w:pStyle w:val="ListBullet"/>
+      </w:pPr>
+      <w:r>
+        <w:t>Solidity: a contract never sees a header, so there is no Accept to read. Echo instead something else a call carries beside its data: in HealthApi, make echo and echoContact view instead of pure, because msg.sender is read from the call's context, and return msg.sender after msg.data.length. In the Client Run, add address after uint256 in both return lists, and --from 0xf39Fd6e51aad88F6F4ce6aB8827279cffFb92266 before --rpc-url, so cast names the account that sends the call. Each call then prints that address</w:t>
+      </w:r>
+      <w:r>
+        <w:t xml:space="preserve"> as its third line. A contract has no content negotiation: the client chooses how to read the answer, through the types in cast's second parentheses; msg.sender is the counterpart of who is asking, which Lesson 6.16a builds on.</w:t>
+      </w:r>
+    </w:p>
+    <w:p>
+      <w:pPr>
+        <w:keepNext/>
+      </w:pPr>
+    </w:p>
+    <w:p>
+      <w:r>
+        <w:t>Run both. The output must match the Required Challenge Output below, and Terminal 1 must show the same five lines for each request. With the Exercise's PUT as well, the output must match the Required Combined Output after it. The echo always answers text/plain; a real API that cannot give the format a client asks for answers 406 Not Acceptable.</w:t>
       </w:r>
     </w:p>
     <w:p>
@@ -25358,15 +26564,15 @@
         <w:pStyle w:val="Heading2"/>
       </w:pPr>
       <w:r>
-        <w:t>Required Clean-Run Output</w:t>
-      </w:r>
-    </w:p>
-    <w:p>
-      <w:pPr>
-        <w:keepNext/>
-      </w:pPr>
-      <w:r>
-        <w:t>Terminal 1, the Production-Minded server, after its client run and its curl Check, in Assembly, Rust, and Erlang (the Basic server prints the same blocks, with curl.exe's GET in place of its POST):</w:t>
+        <w:t>Required Challenge Output</w:t>
+      </w:r>
+    </w:p>
+    <w:p>
+      <w:pPr>
+        <w:keepNext/>
+      </w:pPr>
+      <w:r>
+        <w:t>With Accept: text/plain sent and echoed, each body has a fifth line, and Terminal 1 shows the same five lines for each request. Solidity's result is described above.</w:t>
       </w:r>
     </w:p>
     <w:p>
@@ -25380,7 +26586,7 @@
         <w:keepNext/>
       </w:pPr>
       <w:r>
-        <w:t>Listening on https://127.0.0.1:8765</w:t>
+        <w:t>Sent: GET https://127.0.0.1:8765/api/v1/echo/contacts/2</w:t>
       </w:r>
     </w:p>
     <w:p>
@@ -25389,6 +26595,33 @@
         <w:keepNext/>
       </w:pPr>
       <w:r>
+        <w:t>Status: 200</w:t>
+      </w:r>
+    </w:p>
+    <w:p>
+      <w:pPr>
+        <w:pStyle w:val="RequiredOutput"/>
+        <w:keepNext/>
+      </w:pPr>
+      <w:r>
+        <w:t>Content-Type: text/plain; charset=utf-8</w:t>
+      </w:r>
+    </w:p>
+    <w:p>
+      <w:pPr>
+        <w:pStyle w:val="RequiredOutput"/>
+        <w:keepNext/>
+      </w:pPr>
+      <w:r>
+        <w:t>Body:</w:t>
+      </w:r>
+    </w:p>
+    <w:p>
+      <w:pPr>
+        <w:pStyle w:val="RequiredOutput"/>
+        <w:keepNext/>
+      </w:pPr>
+      <w:r>
         <w:t>Received method: GET</w:t>
       </w:r>
     </w:p>
@@ -25416,6 +26649,15 @@
         <w:keepNext/>
       </w:pPr>
       <w:r>
+        <w:t>Received Accept: text/plain</w:t>
+      </w:r>
+    </w:p>
+    <w:p>
+      <w:pPr>
+        <w:pStyle w:val="RequiredOutput"/>
+        <w:keepNext/>
+      </w:pPr>
+      <w:r>
         <w:t>Received body: (empty)</w:t>
       </w:r>
     </w:p>
@@ -25425,7 +26667,7 @@
         <w:keepNext/>
       </w:pPr>
       <w:r>
-        <w:t>GET /api/v1/echo/contacts/2 -&gt; 200</w:t>
+        <w:t>Sent: POST https://127.0.0.1:8765/api/v1/echo/contacts</w:t>
       </w:r>
     </w:p>
     <w:p>
@@ -25434,6 +26676,33 @@
         <w:keepNext/>
       </w:pPr>
       <w:r>
+        <w:t>Status: 200</w:t>
+      </w:r>
+    </w:p>
+    <w:p>
+      <w:pPr>
+        <w:pStyle w:val="RequiredOutput"/>
+        <w:keepNext/>
+      </w:pPr>
+      <w:r>
+        <w:t>Content-Type: text/plain; charset=utf-8</w:t>
+      </w:r>
+    </w:p>
+    <w:p>
+      <w:pPr>
+        <w:pStyle w:val="RequiredOutput"/>
+        <w:keepNext/>
+      </w:pPr>
+      <w:r>
+        <w:t>Body:</w:t>
+      </w:r>
+    </w:p>
+    <w:p>
+      <w:pPr>
+        <w:pStyle w:val="RequiredOutput"/>
+        <w:keepNext/>
+      </w:pPr>
+      <w:r>
         <w:t>Received method: POST</w:t>
       </w:r>
     </w:p>
@@ -25461,16 +26730,55 @@
         <w:keepNext/>
       </w:pPr>
       <w:r>
+        <w:t>Received Accept: text/plain</w:t>
+      </w:r>
+    </w:p>
+    <w:p>
+      <w:pPr>
+        <w:pStyle w:val="RequiredOutput"/>
+      </w:pPr>
+      <w:r>
         <w:t>Received body: {"name":"Ada Lovelace","email":"ada@example.com"}</w:t>
       </w:r>
     </w:p>
     <w:p>
       <w:pPr>
+        <w:keepNext/>
+      </w:pPr>
+    </w:p>
+    <w:p>
+      <w:pPr>
+        <w:keepNext/>
+      </w:pPr>
+    </w:p>
+    <w:p>
+      <w:pPr>
+        <w:pStyle w:val="Heading2"/>
+      </w:pPr>
+      <w:r>
+        <w:t>Required Combined Output</w:t>
+      </w:r>
+    </w:p>
+    <w:p>
+      <w:pPr>
+        <w:keepNext/>
+      </w:pPr>
+      <w:r>
+        <w:t>With both changes, the PUT's block has the Accept line too:</w:t>
+      </w:r>
+    </w:p>
+    <w:p>
+      <w:pPr>
+        <w:keepNext/>
+      </w:pPr>
+    </w:p>
+    <w:p>
+      <w:pPr>
         <w:pStyle w:val="RequiredOutput"/>
         <w:keepNext/>
       </w:pPr>
       <w:r>
-        <w:t>POST /api/v1/echo/contacts -&gt; 200</w:t>
+        <w:t>Sent: GET https://127.0.0.1:8765/api/v1/echo/contacts/2</w:t>
       </w:r>
     </w:p>
     <w:p>
@@ -25479,13 +26787,108 @@
         <w:keepNext/>
       </w:pPr>
       <w:r>
+        <w:t>Status: 200</w:t>
+      </w:r>
+    </w:p>
+    <w:p>
+      <w:pPr>
+        <w:pStyle w:val="RequiredOutput"/>
+      </w:pPr>
+      <w:r>
+        <w:t>Content-Type: text/plain; charset=utf-8</w:t>
+      </w:r>
+    </w:p>
+    <w:p>
+      <w:pPr>
+        <w:pStyle w:val="RequiredOutput"/>
+      </w:pPr>
+      <w:r>
+        <w:t>Body:</w:t>
+      </w:r>
+    </w:p>
+    <w:p>
+      <w:pPr>
+        <w:pStyle w:val="RequiredOutput"/>
+      </w:pPr>
+      <w:r>
+        <w:t>Received method: GET</w:t>
+      </w:r>
+    </w:p>
+    <w:p>
+      <w:pPr>
+        <w:pStyle w:val="RequiredOutput"/>
+      </w:pPr>
+      <w:r>
+        <w:t>Received path: /api/v1/echo/contacts/2</w:t>
+      </w:r>
+    </w:p>
+    <w:p>
+      <w:pPr>
+        <w:pStyle w:val="RequiredOutput"/>
+      </w:pPr>
+      <w:r>
+        <w:t>Received Content-Type: (none)</w:t>
+      </w:r>
+    </w:p>
+    <w:p>
+      <w:pPr>
+        <w:pStyle w:val="RequiredOutput"/>
+      </w:pPr>
+      <w:r>
+        <w:t>Received Accept: text/plain</w:t>
+      </w:r>
+    </w:p>
+    <w:p>
+      <w:pPr>
+        <w:pStyle w:val="RequiredOutput"/>
+      </w:pPr>
+      <w:r>
+        <w:t>Received body: (empty)</w:t>
+      </w:r>
+    </w:p>
+    <w:p>
+      <w:pPr>
+        <w:pStyle w:val="RequiredOutput"/>
+      </w:pPr>
+      <w:r>
+        <w:t>Sent: POST https://127.0.0.1:8765/api/v1/echo/contacts</w:t>
+      </w:r>
+    </w:p>
+    <w:p>
+      <w:pPr>
+        <w:pStyle w:val="RequiredOutput"/>
+      </w:pPr>
+      <w:r>
+        <w:t>Status: 200</w:t>
+      </w:r>
+    </w:p>
+    <w:p>
+      <w:pPr>
+        <w:pStyle w:val="RequiredOutput"/>
+      </w:pPr>
+      <w:r>
+        <w:t>Content-Type: text/plain; charset=utf-8</w:t>
+      </w:r>
+    </w:p>
+    <w:p>
+      <w:pPr>
+        <w:pStyle w:val="RequiredOutput"/>
+      </w:pPr>
+      <w:r>
+        <w:t>Body:</w:t>
+      </w:r>
+    </w:p>
+    <w:p>
+      <w:pPr>
+        <w:pStyle w:val="RequiredOutput"/>
+      </w:pPr>
+      <w:r>
         <w:t>Received method: POST</w:t>
       </w:r>
     </w:p>
     <w:p>
       <w:pPr>
         <w:pStyle w:val="RequiredOutput"/>
-        <w:keepNext/>
       </w:pPr>
       <w:r>
         <w:t>Received path: /api/v1/echo/contacts</w:t>
@@ -25494,7 +26897,6 @@
     <w:p>
       <w:pPr>
         <w:pStyle w:val="RequiredOutput"/>
-        <w:keepNext/>
       </w:pPr>
       <w:r>
         <w:t>Received Content-Type: application/json</w:t>
@@ -25503,7 +26905,14 @@
     <w:p>
       <w:pPr>
         <w:pStyle w:val="RequiredOutput"/>
-        <w:keepNext/>
+      </w:pPr>
+      <w:r>
+        <w:t>Received Accept: text/plain</w:t>
+      </w:r>
+    </w:p>
+    <w:p>
+      <w:pPr>
+        <w:pStyle w:val="RequiredOutput"/>
       </w:pPr>
       <w:r>
         <w:t>Received body: {"name":"Ada Lovelace","email":"ada@example.com"}</w:t>
@@ -25514,70 +26923,47 @@
         <w:pStyle w:val="RequiredOutput"/>
       </w:pPr>
       <w:r>
-        <w:t>POST /api/v1/echo/contacts -&gt; 200</w:t>
-      </w:r>
-    </w:p>
-    <w:p>
-      <w:pPr>
-        <w:keepNext/>
-      </w:pPr>
-    </w:p>
-    <w:p>
-      <w:pPr>
-        <w:keepNext/>
-      </w:pPr>
-      <w:r>
-        <w:t>Terminal 2, every Assembly, Rust, and Erlang client, Basic and Production-Minded, ending with exit code 0:</w:t>
-      </w:r>
-    </w:p>
-    <w:p>
-      <w:pPr>
-        <w:keepNext/>
-      </w:pPr>
+        <w:t>Sent: PUT https://127.0.0.1:8765/api/v1/echo/contacts/1</w:t>
+      </w:r>
     </w:p>
     <w:p>
       <w:pPr>
         <w:pStyle w:val="RequiredOutput"/>
-        <w:keepNext/>
-      </w:pPr>
-      <w:r>
-        <w:t>Sent: GET https://127.0.0.1:8765/api/v1/echo/contacts/2</w:t>
+      </w:pPr>
+      <w:r>
+        <w:t>Status: 200</w:t>
       </w:r>
     </w:p>
     <w:p>
       <w:pPr>
         <w:pStyle w:val="RequiredOutput"/>
-        <w:keepNext/>
-      </w:pPr>
-      <w:r>
-        <w:t>Status: 200</w:t>
+      </w:pPr>
+      <w:r>
+        <w:t>Content-Type: text/plain; charset=utf-8</w:t>
       </w:r>
     </w:p>
     <w:p>
       <w:pPr>
         <w:pStyle w:val="RequiredOutput"/>
-        <w:keepNext/>
-      </w:pPr>
-      <w:r>
-        <w:t>Content-Type: text/plain; charset=utf-8</w:t>
+      </w:pPr>
+      <w:r>
+        <w:t>Body:</w:t>
       </w:r>
     </w:p>
     <w:p>
       <w:pPr>
         <w:pStyle w:val="RequiredOutput"/>
-        <w:keepNext/>
-      </w:pPr>
-      <w:r>
-        <w:t>Body:</w:t>
+      </w:pPr>
+      <w:r>
+        <w:t>Received method: PUT</w:t>
       </w:r>
     </w:p>
     <w:p>
       <w:pPr>
         <w:pStyle w:val="RequiredOutput"/>
-        <w:keepNext/>
-      </w:pPr>
-      <w:r>
-        <w:t>Received method: GET</w:t>
+      </w:pPr>
+      <w:r>
+        <w:t>Received path: /api/v1/echo/contacts/1</w:t>
       </w:r>
     </w:p>
     <w:p>
@@ -25586,7 +26972,7 @@
         <w:keepNext/>
       </w:pPr>
       <w:r>
-        <w:t>Received path: /api/v1/echo/contacts/2</w:t>
+        <w:t>Received Content-Type: application/json</w:t>
       </w:r>
     </w:p>
     <w:p>
@@ -25595,158 +26981,15 @@
         <w:keepNext/>
       </w:pPr>
       <w:r>
-        <w:t>Received Content-Type: (none)</w:t>
+        <w:t>Received Accept: text/plain</w:t>
       </w:r>
     </w:p>
     <w:p>
       <w:pPr>
         <w:pStyle w:val="RequiredOutput"/>
-        <w:keepNext/>
-      </w:pPr>
-      <w:r>
-        <w:t>Received body: (empty)</w:t>
-      </w:r>
-    </w:p>
-    <w:p>
-      <w:pPr>
-        <w:pStyle w:val="RequiredOutput"/>
-        <w:keepNext/>
-      </w:pPr>
-      <w:r>
-        <w:t>Sent: POST https://127.0.0.1:8765/api/v1/echo/contacts</w:t>
-      </w:r>
-    </w:p>
-    <w:p>
-      <w:pPr>
-        <w:pStyle w:val="RequiredOutput"/>
-        <w:keepNext/>
-      </w:pPr>
-      <w:r>
-        <w:t>Status: 200</w:t>
-      </w:r>
-    </w:p>
-    <w:p>
-      <w:pPr>
-        <w:pStyle w:val="RequiredOutput"/>
-        <w:keepNext/>
-      </w:pPr>
-      <w:r>
-        <w:t>Content-Type: text/plain; charset=utf-8</w:t>
-      </w:r>
-    </w:p>
-    <w:p>
-      <w:pPr>
-        <w:pStyle w:val="RequiredOutput"/>
-        <w:keepNext/>
-      </w:pPr>
-      <w:r>
-        <w:t>Body:</w:t>
-      </w:r>
-    </w:p>
-    <w:p>
-      <w:pPr>
-        <w:pStyle w:val="RequiredOutput"/>
-        <w:keepNext/>
-      </w:pPr>
-      <w:r>
-        <w:t>Received method: POST</w:t>
-      </w:r>
-    </w:p>
-    <w:p>
-      <w:pPr>
-        <w:pStyle w:val="RequiredOutput"/>
-        <w:keepNext/>
-      </w:pPr>
-      <w:r>
-        <w:t>Received path: /api/v1/echo/contacts</w:t>
-      </w:r>
-    </w:p>
-    <w:p>
-      <w:pPr>
-        <w:pStyle w:val="RequiredOutput"/>
-        <w:keepNext/>
-      </w:pPr>
-      <w:r>
-        <w:t>Received Content-Type: application/json</w:t>
-      </w:r>
-    </w:p>
-    <w:p>
-      <w:pPr>
-        <w:pStyle w:val="RequiredOutput"/>
-      </w:pPr>
-      <w:r>
-        <w:t>Received body: {"name":"Ada Lovelace","email":"ada@example.com"}</w:t>
-      </w:r>
-    </w:p>
-    <w:p>
-      <w:pPr>
-        <w:keepNext/>
-      </w:pPr>
-    </w:p>
-    <w:p>
-      <w:pPr>
-        <w:keepNext/>
-      </w:pPr>
-      <w:r>
-        <w:t>Terminal 2, Solidity's Client Run, the two cast call commands, Basic and Production-Minded:</w:t>
-      </w:r>
-    </w:p>
-    <w:p>
-      <w:pPr>
-        <w:keepNext/>
-      </w:pPr>
-    </w:p>
-    <w:p>
-      <w:pPr>
-        <w:pStyle w:val="RequiredOutput"/>
-        <w:keepNext/>
-      </w:pPr>
-      <w:r>
-        <w:t>0x29f4acb0</w:t>
-      </w:r>
-    </w:p>
-    <w:p>
-      <w:pPr>
-        <w:pStyle w:val="RequiredOutput"/>
-        <w:keepNext/>
-      </w:pPr>
-      <w:r>
-        <w:t>4</w:t>
-      </w:r>
-    </w:p>
-    <w:p>
-      <w:pPr>
-        <w:pStyle w:val="RequiredOutput"/>
-        <w:keepNext/>
-      </w:pPr>
-      <w:r>
-        <w:t>0x81d80b04</w:t>
-      </w:r>
-    </w:p>
-    <w:p>
-      <w:pPr>
-        <w:pStyle w:val="RequiredOutput"/>
-        <w:keepNext/>
-      </w:pPr>
-      <w:r>
-        <w:t>196</w:t>
-      </w:r>
-    </w:p>
-    <w:p>
-      <w:pPr>
-        <w:pStyle w:val="RequiredOutput"/>
-        <w:keepNext/>
-      </w:pPr>
-      <w:r>
-        <w:t>"Ada Lovelace"</w:t>
-      </w:r>
-    </w:p>
-    <w:p>
-      <w:pPr>
-        <w:pStyle w:val="RequiredOutput"/>
-      </w:pPr>
-      <w:r>
-        <w:t>"ada@example.com"</w:t>
+      </w:pPr>
+      <w:r>
+        <w:t>Received body: {"name":"Ada King","email":"ada@example.com","phone":"555-0100"}</w:t>
       </w:r>
     </w:p>
     <w:p>
@@ -25769,7 +27012,7 @@
         <w:pStyle w:val="Heading1"/>
       </w:pPr>
       <w:r>
-        <w:t>Common Mistakes</w:t>
+        <w:t>Completion Checklist</w:t>
       </w:r>
     </w:p>
     <w:p>
@@ -25777,7 +27020,7 @@
         <w:pStyle w:val="ListBullet"/>
       </w:pPr>
       <w:r>
-        <w:t>In Assembly, reading answer_request's sixth to eighth values after a push. Each push moves rsp by 8; read them at the first instructions.</w:t>
+        <w:t>I copied lesson-6.0's certs folder, and the Copy Check printed OK.</w:t>
       </w:r>
     </w:p>
     <w:p>
@@ -25785,7 +27028,7 @@
         <w:pStyle w:val="ListBullet"/>
       </w:pPr>
       <w:r>
-        <w:t>In Assembly, forgetting mov qword [r12], 0 after a piece is copied. libmicrohttpd then hands over the same piece again.</w:t>
+        <w:t>I fetched the Rust crates and installed forge-std inside the lesson folder, and the Library Check matched.</w:t>
       </w:r>
     </w:p>
     <w:p>
@@ -25793,7 +27036,7 @@
         <w:pStyle w:val="ListBullet"/>
       </w:pPr>
       <w:r>
-        <w:t>In Assembly, building a large text in the stack frame. A frame over 4096 bytes must be touched one page at a time on Windows; set the space aside with calloc.</w:t>
+        <w:t>In Assembly, Rust, and Erlang, I started the echo server in Terminal 1, ran the client in Terminal 2, and stopped the server with Ctrl+C.</w:t>
       </w:r>
     </w:p>
     <w:p>
@@ -25801,7 +27044,7 @@
         <w:pStyle w:val="ListBullet"/>
       </w:pPr>
       <w:r>
-        <w:t>In Rust, asking axum for the body as a String instead of Bytes. axum then refuses a body that is not UTF-8 text with its own 400 before route_request runs, so the echo never sees or logs that request.</w:t>
+        <w:t>For each request, I found the resource, the method, the representation, and the status on both screens.</w:t>
       </w:r>
     </w:p>
     <w:p>
@@ -25809,7 +27052,7 @@
         <w:pStyle w:val="ListBullet"/>
       </w:pPr>
       <w:r>
-        <w:t>In Erlang, looking up "Content-Type" in #mod.parsed_header. httpd stores lower-case names; ask for "content-type".</w:t>
+        <w:t>I sent a GET and a POST with curl.exe -i and read each library's status line and headers.</w:t>
       </w:r>
     </w:p>
     <w:p>
@@ -25817,7 +27060,7 @@
         <w:pStyle w:val="ListBullet"/>
       </w:pPr>
       <w:r>
-        <w:t>In Erlang, sending a body with a two-part request. httpc sends a body only in a four-part request: the URL, the headers, the Content-Type, and the body.</w:t>
+        <w:t>In Solidity, I deployed the echo contract, called it with cast call, and saw with curl.exe -i that anvil's JSON-RPC is one URL, not resources at paths.</w:t>
       </w:r>
     </w:p>
     <w:p>
@@ -25825,7 +27068,7 @@
         <w:pStyle w:val="ListBullet"/>
       </w:pPr>
       <w:r>
-        <w:t>In Solidity, expecting the contract to see the method or the headers. It sees only the call's data and who sent it.</w:t>
+        <w:t>I can explain how a body arrives in each language: in pieces in Assembly, as a stream in Rust, and whole in Erlang.</w:t>
       </w:r>
     </w:p>
     <w:p>
@@ -25833,7 +27076,7 @@
         <w:pStyle w:val="ListBullet"/>
       </w:pPr>
       <w:r>
-        <w:t>Typing a JSON body inside a cast or curl.exe argument in Windows PowerShell 5.1. The double quotes are removed; curl.exe sends a file with --data "@file", and cast takes typed values.</w:t>
+        <w:t>I matched the Required Exercise, Challenge, and Combined Output.</w:t>
       </w:r>
     </w:p>
     <w:p>
@@ -25856,958 +27099,15 @@
         <w:pStyle w:val="Heading1"/>
       </w:pPr>
       <w:r>
-        <w:t>Project Connection</w:t>
-      </w:r>
-    </w:p>
-    <w:p>
-      <w:r>
-        <w:t>The Contact Manager REST API's EXTENDED companion builds on these Production-Minded files: reading the body is the first step of Lesson 6.6a's POST handler (Assembly keeps this lesson's RequestState, start_request, and finish_request), reading a header by name returns in Lesson 6.12a's Content-Type check, and send_and_print, one function for every method, becomes Lesson 6.4a's send_request. The echo route itself is practice and is not part of the project. Solidity's HealthApi is the contract the later Chapter 6 Solidity lessons keep adding functions to; its echo functions are practice, as the echo route is.</w:t>
-      </w:r>
-    </w:p>
-    <w:p>
-      <w:pPr>
-        <w:keepNext/>
-      </w:pPr>
-    </w:p>
-    <w:p>
-      <w:pPr>
-        <w:keepNext/>
-      </w:pPr>
-    </w:p>
-    <w:p>
-      <w:pPr>
-        <w:keepNext/>
-      </w:pPr>
-    </w:p>
-    <w:p>
-      <w:pPr>
-        <w:pStyle w:val="Heading1"/>
-      </w:pPr>
-      <w:r>
-        <w:t>Workbook Exercise</w:t>
-      </w:r>
-    </w:p>
-    <w:p>
-      <w:r>
-        <w:t>Send a PUT, the method that replaces a whole resource. In the Production-Minded client, after the POST, send PUT to /echo/contacts/1, Ada Lovelace's contact, with the whole contact as its body, {"name":"Ada King","email":"ada@example.com","phone":"555-0100"}, through send_and_print:</w:t>
-      </w:r>
-    </w:p>
-    <w:p>
-      <w:pPr>
-        <w:keepNext/>
-      </w:pPr>
-    </w:p>
-    <w:p>
-      <w:pPr>
-        <w:pStyle w:val="ListBullet"/>
-      </w:pPr>
-      <w:r>
-        <w:t>Assembly: add contact_one_url (API_BASE followed by /echo/contacts/1), put_method ("PUT"), and king_json beside the other texts; after the POST's mov r12d, eax, add another cmp r12d, 0 and je .finished, then a third call of send_and_print and mov r12d, eax.</w:t>
-      </w:r>
-    </w:p>
-    <w:p>
-      <w:pPr>
-        <w:pStyle w:val="ListBullet"/>
-      </w:pPr>
-      <w:r>
-        <w:t>Rust: one more send_and_print line after the POST's, with "PUT", the URL from format!, and Some(the JSON).</w:t>
-      </w:r>
-    </w:p>
-    <w:p>
-      <w:pPr>
-        <w:pStyle w:val="ListBullet"/>
-      </w:pPr>
-      <w:r>
-        <w:t>Erlang: bind the POST's answer as PostAnswered = GetAnswered andalso send_and_print(post, ...), then end with PostAnswered andalso send_and_print(put, ...).</w:t>
-      </w:r>
-    </w:p>
-    <w:p>
-      <w:pPr>
-        <w:pStyle w:val="ListBullet"/>
-      </w:pPr>
-      <w:r>
-        <w:t>Solidity: HealthApi already has echoFullContact(fullName, email, phone) beside echoContact, for the whole contact. Add a third cast call to the Client Run, written like the second, with "echoFullContact(string,string,string)(bytes4,uint256,string,string,string)" as the signature and "Ada King" ada@example.com 555-0100 as the values.</w:t>
-      </w:r>
-    </w:p>
-    <w:p>
-      <w:pPr>
-        <w:keepNext/>
-      </w:pPr>
-    </w:p>
-    <w:p>
-      <w:r>
-        <w:t>Before you run it, predict the four Received lines and the request line Terminal 1 will show. Rebuild the client, start the Production-Minded server in Terminal 1, and run the client in Terminal 2. The output must match the Required Exercise Output below, and the exit code must be 0. The PUT names one contact in the path, as the GET does, and sends a whole representation, like the POST: a PUT replaces everything the resource holds, so its body carries every field. Solidity's third call must print 0x0be9da91, 292, "Ada King", "ada@example.com", and "555-0100": a new selector, because it is another function, and 292 bytes, 4 + 9 × 32, because the third text adds three 32-byte words, where it starts, its length, and its bytes: 96 bytes more than echoContact's 196.</w:t>
-      </w:r>
-    </w:p>
-    <w:p>
-      <w:pPr>
-        <w:keepNext/>
-      </w:pPr>
-    </w:p>
-    <w:p>
-      <w:pPr>
-        <w:keepNext/>
-      </w:pPr>
-    </w:p>
-    <w:p>
-      <w:pPr>
-        <w:pStyle w:val="Heading2"/>
-      </w:pPr>
-      <w:r>
-        <w:t>Required Exercise Output</w:t>
-      </w:r>
-    </w:p>
-    <w:p>
-      <w:pPr>
-        <w:keepNext/>
-      </w:pPr>
-      <w:r>
-        <w:t>With the PUT added, the client prints a third block and ends with exit code 0, and Terminal 1 shows the PUT's four Received lines and PUT /api/v1/echo/contacts/1 -&gt; 200. Solidity's result is described above.</w:t>
-      </w:r>
-    </w:p>
-    <w:p>
-      <w:pPr>
-        <w:keepNext/>
-      </w:pPr>
-    </w:p>
-    <w:p>
-      <w:pPr>
-        <w:pStyle w:val="RequiredOutput"/>
-        <w:keepNext/>
-      </w:pPr>
-      <w:r>
-        <w:t>Sent: GET https://127.0.0.1:8765/api/v1/echo/contacts/2</w:t>
-      </w:r>
-    </w:p>
-    <w:p>
-      <w:pPr>
-        <w:pStyle w:val="RequiredOutput"/>
-        <w:keepNext/>
-      </w:pPr>
-      <w:r>
-        <w:t>Status: 200</w:t>
-      </w:r>
-    </w:p>
-    <w:p>
-      <w:pPr>
-        <w:pStyle w:val="RequiredOutput"/>
-        <w:keepNext/>
-      </w:pPr>
-      <w:r>
-        <w:t>Content-Type: text/plain; charset=utf-8</w:t>
-      </w:r>
-    </w:p>
-    <w:p>
-      <w:pPr>
-        <w:pStyle w:val="RequiredOutput"/>
-        <w:keepNext/>
-      </w:pPr>
-      <w:r>
-        <w:t>Body:</w:t>
-      </w:r>
-    </w:p>
-    <w:p>
-      <w:pPr>
-        <w:pStyle w:val="RequiredOutput"/>
-        <w:keepNext/>
-      </w:pPr>
-      <w:r>
-        <w:t>Received method: GET</w:t>
-      </w:r>
-    </w:p>
-    <w:p>
-      <w:pPr>
-        <w:pStyle w:val="RequiredOutput"/>
-        <w:keepNext/>
-      </w:pPr>
-      <w:r>
-        <w:t>Received path: /api/v1/echo/contacts/2</w:t>
-      </w:r>
-    </w:p>
-    <w:p>
-      <w:pPr>
-        <w:pStyle w:val="RequiredOutput"/>
-        <w:keepNext/>
-      </w:pPr>
-      <w:r>
-        <w:t>Received Content-Type: (none)</w:t>
-      </w:r>
-    </w:p>
-    <w:p>
-      <w:pPr>
-        <w:pStyle w:val="RequiredOutput"/>
-        <w:keepNext/>
-      </w:pPr>
-      <w:r>
-        <w:t>Received body: (empty)</w:t>
-      </w:r>
-    </w:p>
-    <w:p>
-      <w:pPr>
-        <w:pStyle w:val="RequiredOutput"/>
-        <w:keepNext/>
-      </w:pPr>
-      <w:r>
-        <w:t>Sent: POST https://127.0.0.1:8765/api/v1/echo/contacts</w:t>
-      </w:r>
-    </w:p>
-    <w:p>
-      <w:pPr>
-        <w:pStyle w:val="RequiredOutput"/>
-        <w:keepNext/>
-      </w:pPr>
-      <w:r>
-        <w:t>Status: 200</w:t>
-      </w:r>
-    </w:p>
-    <w:p>
-      <w:pPr>
-        <w:pStyle w:val="RequiredOutput"/>
-        <w:keepNext/>
-      </w:pPr>
-      <w:r>
-        <w:t>Content-Type: text/plain; charset=utf-8</w:t>
-      </w:r>
-    </w:p>
-    <w:p>
-      <w:pPr>
-        <w:pStyle w:val="RequiredOutput"/>
-        <w:keepNext/>
-      </w:pPr>
-      <w:r>
-        <w:t>Body:</w:t>
-      </w:r>
-    </w:p>
-    <w:p>
-      <w:pPr>
-        <w:pStyle w:val="RequiredOutput"/>
-        <w:keepNext/>
-      </w:pPr>
-      <w:r>
-        <w:t>Received method: POST</w:t>
-      </w:r>
-    </w:p>
-    <w:p>
-      <w:pPr>
-        <w:pStyle w:val="RequiredOutput"/>
-        <w:keepNext/>
-      </w:pPr>
-      <w:r>
-        <w:t>Received path: /api/v1/echo/contacts</w:t>
-      </w:r>
-    </w:p>
-    <w:p>
-      <w:pPr>
-        <w:pStyle w:val="RequiredOutput"/>
-        <w:keepNext/>
-      </w:pPr>
-      <w:r>
-        <w:t>Received Content-Type: application/json</w:t>
-      </w:r>
-    </w:p>
-    <w:p>
-      <w:pPr>
-        <w:pStyle w:val="RequiredOutput"/>
-        <w:keepNext/>
-      </w:pPr>
-      <w:r>
-        <w:t>Received body: {"name":"Ada Lovelace","email":"ada@example.com"}</w:t>
-      </w:r>
-    </w:p>
-    <w:p>
-      <w:pPr>
-        <w:pStyle w:val="RequiredOutput"/>
-        <w:keepNext/>
-      </w:pPr>
-      <w:r>
-        <w:t>Sent: PUT https://127.0.0.1:8765/api/v1/echo/contacts/1</w:t>
-      </w:r>
-    </w:p>
-    <w:p>
-      <w:pPr>
-        <w:pStyle w:val="RequiredOutput"/>
-        <w:keepNext/>
-      </w:pPr>
-      <w:r>
-        <w:t>Status: 200</w:t>
-      </w:r>
-    </w:p>
-    <w:p>
-      <w:pPr>
-        <w:pStyle w:val="RequiredOutput"/>
-        <w:keepNext/>
-      </w:pPr>
-      <w:r>
-        <w:t>Content-Type: text/plain; charset=utf-8</w:t>
-      </w:r>
-    </w:p>
-    <w:p>
-      <w:pPr>
-        <w:pStyle w:val="RequiredOutput"/>
-        <w:keepNext/>
-      </w:pPr>
-      <w:r>
-        <w:t>Body:</w:t>
-      </w:r>
-    </w:p>
-    <w:p>
-      <w:pPr>
-        <w:pStyle w:val="RequiredOutput"/>
-        <w:keepNext/>
-      </w:pPr>
-      <w:r>
-        <w:t>Received method: PUT</w:t>
-      </w:r>
-    </w:p>
-    <w:p>
-      <w:pPr>
-        <w:pStyle w:val="RequiredOutput"/>
-        <w:keepNext/>
-      </w:pPr>
-      <w:r>
-        <w:t>Received path: /api/v1/echo/contacts/1</w:t>
-      </w:r>
-    </w:p>
-    <w:p>
-      <w:pPr>
-        <w:pStyle w:val="RequiredOutput"/>
-        <w:keepNext/>
-      </w:pPr>
-      <w:r>
-        <w:t>Received Content-Type: application/json</w:t>
-      </w:r>
-    </w:p>
-    <w:p>
-      <w:pPr>
-        <w:pStyle w:val="RequiredOutput"/>
-      </w:pPr>
-      <w:r>
-        <w:t>Received body: {"name":"Ada King","email":"ada@example.com","phone":"555-0100"}</w:t>
-      </w:r>
-    </w:p>
-    <w:p>
-      <w:pPr>
-        <w:keepNext/>
-      </w:pPr>
-    </w:p>
-    <w:p>
-      <w:pPr>
-        <w:keepNext/>
-      </w:pPr>
-    </w:p>
-    <w:p>
-      <w:pPr>
-        <w:keepNext/>
-      </w:pPr>
-    </w:p>
-    <w:p>
-      <w:pPr>
-        <w:pStyle w:val="Heading1"/>
-      </w:pPr>
-      <w:r>
-        <w:t>Challenge</w:t>
-      </w:r>
-    </w:p>
-    <w:p>
-      <w:r>
-        <w:t>Ask for a representation. A client names the format it wants in the Accept header, and a server can choose its answer's format from it.</w:t>
-      </w:r>
-    </w:p>
-    <w:p>
-      <w:pPr>
-        <w:keepNext/>
-      </w:pPr>
-    </w:p>
-    <w:p>
-      <w:pPr>
-        <w:pStyle w:val="ListBullet"/>
-      </w:pPr>
-      <w:r>
-        <w:t>In the Production-Minded client, send Accept: text/plain with every request, inside send_and_print: Assembly appends a second line to the header list at .headers_ready, so even a GET has a list; Rust adds .header("Accept", "text/plain") to the builder; Erlang puts {"accept", "text/plain"} in both requests' header lists.</w:t>
-      </w:r>
-    </w:p>
-    <w:p>
-      <w:pPr>
-        <w:pStyle w:val="ListBullet"/>
-      </w:pPr>
-      <w:r>
-        <w:t>In the Production-Minded server, read the Accept header in handle_echo the way it reads Content-Type, with (none) when it is absent, and add Received Accept: &lt;value&gt; after the Received Content-Type line. Assembly adds accept_name, a second MHD_lookup_connection_value, and one more line in echo_format, so snprintf takes the Accept value from [rsp + 48] and the body from [rsp + 56].</w:t>
-      </w:r>
-    </w:p>
-    <w:p>
-      <w:pPr>
-        <w:pStyle w:val="ListBullet"/>
-      </w:pPr>
-      <w:r>
-        <w:t>Solidity: a contract never sees a header, so there is no Accept to read. Echo instead something else a call carries beside its data: in HealthApi, make echo and echoContact view instead of pure, because msg.sender is read from the call's context, and return msg.sender after msg.data.length. In the Client Run, add address after uint256 in both return lists, and --from 0xf39Fd6e51aad88F6F4ce6aB8827279cffFb92266 before --rpc-url, so cast names the account that sends the call. Each call then prints that address as its third line. A contract has no content negotiation: the client chooses how to read the answer, through the types in cast's second parentheses; msg.sender is the counterpart of who is asking, which Lesson 6.16a builds on.</w:t>
-      </w:r>
-    </w:p>
-    <w:p>
-      <w:pPr>
-        <w:keepNext/>
-      </w:pPr>
-    </w:p>
-    <w:p>
-      <w:r>
-        <w:t>Run both. The output must match the Required Challenge Output below, and Terminal 1 must show the same five lines for each request. With the Exercise's PUT as well, the output must match the Required Combined Output after it. The echo always answers text/plain; a real API that cannot give the format a client asks for answers 406 Not Acceptable.</w:t>
-      </w:r>
-    </w:p>
-    <w:p>
-      <w:pPr>
-        <w:keepNext/>
-      </w:pPr>
-    </w:p>
-    <w:p>
-      <w:pPr>
-        <w:keepNext/>
-      </w:pPr>
-    </w:p>
-    <w:p>
-      <w:pPr>
-        <w:pStyle w:val="Heading2"/>
-      </w:pPr>
-      <w:r>
-        <w:t>Required Challenge Output</w:t>
-      </w:r>
-    </w:p>
-    <w:p>
-      <w:pPr>
-        <w:keepNext/>
-      </w:pPr>
-      <w:r>
-        <w:t>With Accept: text/plain sent and echoed, each body has a fifth line, and Terminal 1 shows the same five lines for each request. Solidity's result is described above.</w:t>
-      </w:r>
-    </w:p>
-    <w:p>
-      <w:pPr>
-        <w:keepNext/>
-      </w:pPr>
-    </w:p>
-    <w:p>
-      <w:pPr>
-        <w:pStyle w:val="RequiredOutput"/>
-        <w:keepNext/>
-      </w:pPr>
-      <w:r>
-        <w:t>Sent: GET https://127.0.0.1:8765/api/v1/echo/contacts/2</w:t>
-      </w:r>
-    </w:p>
-    <w:p>
-      <w:pPr>
-        <w:pStyle w:val="RequiredOutput"/>
-        <w:keepNext/>
-      </w:pPr>
-      <w:r>
-        <w:t>Status: 200</w:t>
-      </w:r>
-    </w:p>
-    <w:p>
-      <w:pPr>
-        <w:pStyle w:val="RequiredOutput"/>
-        <w:keepNext/>
-      </w:pPr>
-      <w:r>
-        <w:t>Content-Type: text/plain; charset=utf-8</w:t>
-      </w:r>
-    </w:p>
-    <w:p>
-      <w:pPr>
-        <w:pStyle w:val="RequiredOutput"/>
-        <w:keepNext/>
-      </w:pPr>
-      <w:r>
-        <w:t>Body:</w:t>
-      </w:r>
-    </w:p>
-    <w:p>
-      <w:pPr>
-        <w:pStyle w:val="RequiredOutput"/>
-        <w:keepNext/>
-      </w:pPr>
-      <w:r>
-        <w:t>Received method: GET</w:t>
-      </w:r>
-    </w:p>
-    <w:p>
-      <w:pPr>
-        <w:pStyle w:val="RequiredOutput"/>
-        <w:keepNext/>
-      </w:pPr>
-      <w:r>
-        <w:t>Received path: /api/v1/echo/contacts/2</w:t>
-      </w:r>
-    </w:p>
-    <w:p>
-      <w:pPr>
-        <w:pStyle w:val="RequiredOutput"/>
-        <w:keepNext/>
-      </w:pPr>
-      <w:r>
-        <w:t>Received Content-Type: (none)</w:t>
-      </w:r>
-    </w:p>
-    <w:p>
-      <w:pPr>
-        <w:pStyle w:val="RequiredOutput"/>
-        <w:keepNext/>
-      </w:pPr>
-      <w:r>
-        <w:t>Received Accept: text/plain</w:t>
-      </w:r>
-    </w:p>
-    <w:p>
-      <w:pPr>
-        <w:pStyle w:val="RequiredOutput"/>
-        <w:keepNext/>
-      </w:pPr>
-      <w:r>
-        <w:t>Received body: (empty)</w:t>
-      </w:r>
-    </w:p>
-    <w:p>
-      <w:pPr>
-        <w:pStyle w:val="RequiredOutput"/>
-        <w:keepNext/>
-      </w:pPr>
-      <w:r>
-        <w:t>Sent: POST https://127.0.0.1:8765/api/v1/echo/contacts</w:t>
-      </w:r>
-    </w:p>
-    <w:p>
-      <w:pPr>
-        <w:pStyle w:val="RequiredOutput"/>
-        <w:keepNext/>
-      </w:pPr>
-      <w:r>
-        <w:t>Status: 200</w:t>
-      </w:r>
-    </w:p>
-    <w:p>
-      <w:pPr>
-        <w:pStyle w:val="RequiredOutput"/>
-        <w:keepNext/>
-      </w:pPr>
-      <w:r>
-        <w:t>Content-Type: text/plain; charset=utf-8</w:t>
-      </w:r>
-    </w:p>
-    <w:p>
-      <w:pPr>
-        <w:pStyle w:val="RequiredOutput"/>
-        <w:keepNext/>
-      </w:pPr>
-      <w:r>
-        <w:t>Body:</w:t>
-      </w:r>
-    </w:p>
-    <w:p>
-      <w:pPr>
-        <w:pStyle w:val="RequiredOutput"/>
-        <w:keepNext/>
-      </w:pPr>
-      <w:r>
-        <w:t>Received method: POST</w:t>
-      </w:r>
-    </w:p>
-    <w:p>
-      <w:pPr>
-        <w:pStyle w:val="RequiredOutput"/>
-        <w:keepNext/>
-      </w:pPr>
-      <w:r>
-        <w:t>Received path: /api/v1/echo/contacts</w:t>
-      </w:r>
-    </w:p>
-    <w:p>
-      <w:pPr>
-        <w:pStyle w:val="RequiredOutput"/>
-        <w:keepNext/>
-      </w:pPr>
-      <w:r>
-        <w:t>Received Content-Type: application/json</w:t>
-      </w:r>
-    </w:p>
-    <w:p>
-      <w:pPr>
-        <w:pStyle w:val="RequiredOutput"/>
-        <w:keepNext/>
-      </w:pPr>
-      <w:r>
-        <w:t>Received Accept: text/plain</w:t>
-      </w:r>
-    </w:p>
-    <w:p>
-      <w:pPr>
-        <w:pStyle w:val="RequiredOutput"/>
-      </w:pPr>
-      <w:r>
-        <w:t>Received body: {"name":"Ada Lovelace","email":"ada@example.com"}</w:t>
-      </w:r>
-    </w:p>
-    <w:p>
-      <w:pPr>
-        <w:keepNext/>
-      </w:pPr>
-    </w:p>
-    <w:p>
-      <w:pPr>
-        <w:keepNext/>
-      </w:pPr>
-    </w:p>
-    <w:p>
-      <w:pPr>
-        <w:pStyle w:val="Heading2"/>
-      </w:pPr>
-      <w:r>
-        <w:t>Required Combined Output</w:t>
-      </w:r>
-    </w:p>
-    <w:p>
-      <w:pPr>
-        <w:keepNext/>
-      </w:pPr>
-      <w:r>
-        <w:t>With both changes, the PUT's block has the Accept line too:</w:t>
-      </w:r>
-    </w:p>
-    <w:p>
-      <w:pPr>
-        <w:keepNext/>
-      </w:pPr>
-    </w:p>
-    <w:p>
-      <w:pPr>
-        <w:pStyle w:val="RequiredOutput"/>
-        <w:keepNext/>
-      </w:pPr>
-      <w:r>
-        <w:t>Sent: GET https://127.0.0.1:8765/api/v1/echo/contacts/2</w:t>
-      </w:r>
-    </w:p>
-    <w:p>
-      <w:pPr>
-        <w:pStyle w:val="RequiredOutput"/>
-        <w:keepNext/>
-      </w:pPr>
-      <w:r>
-        <w:t>Status: 200</w:t>
-      </w:r>
-    </w:p>
-    <w:p>
-      <w:pPr>
-        <w:pStyle w:val="RequiredOutput"/>
-      </w:pPr>
-      <w:r>
-        <w:t>Content-Type: text/plain; charset=utf-8</w:t>
-      </w:r>
-    </w:p>
-    <w:p>
-      <w:pPr>
-        <w:pStyle w:val="RequiredOutput"/>
-      </w:pPr>
-      <w:r>
-        <w:t>Body:</w:t>
-      </w:r>
-    </w:p>
-    <w:p>
-      <w:pPr>
-        <w:pStyle w:val="RequiredOutput"/>
-      </w:pPr>
-      <w:r>
-        <w:t>Received method: GET</w:t>
-      </w:r>
-    </w:p>
-    <w:p>
-      <w:pPr>
-        <w:pStyle w:val="RequiredOutput"/>
-      </w:pPr>
-      <w:r>
-        <w:t>Received path: /api/v1/echo/contacts/2</w:t>
-      </w:r>
-    </w:p>
-    <w:p>
-      <w:pPr>
-        <w:pStyle w:val="RequiredOutput"/>
-      </w:pPr>
-      <w:r>
-        <w:t>Received Content-Type: (none)</w:t>
-      </w:r>
-    </w:p>
-    <w:p>
-      <w:pPr>
-        <w:pStyle w:val="RequiredOutput"/>
-      </w:pPr>
-      <w:r>
-        <w:t>Received Accept: text/plain</w:t>
-      </w:r>
-    </w:p>
-    <w:p>
-      <w:pPr>
-        <w:pStyle w:val="RequiredOutput"/>
-      </w:pPr>
-      <w:r>
-        <w:t>Received body: (empty)</w:t>
-      </w:r>
-    </w:p>
-    <w:p>
-      <w:pPr>
-        <w:pStyle w:val="RequiredOutput"/>
-      </w:pPr>
-      <w:r>
-        <w:t>Sent: POST https://127.0.0.1:8765/api/v1/echo/contacts</w:t>
-      </w:r>
-    </w:p>
-    <w:p>
-      <w:pPr>
-        <w:pStyle w:val="RequiredOutput"/>
-      </w:pPr>
-      <w:r>
-        <w:t>Status: 200</w:t>
-      </w:r>
-    </w:p>
-    <w:p>
-      <w:pPr>
-        <w:pStyle w:val="RequiredOutput"/>
-      </w:pPr>
-      <w:r>
-        <w:t>Content-Type: text/plain; charset=utf-8</w:t>
-      </w:r>
-    </w:p>
-    <w:p>
-      <w:pPr>
-        <w:pStyle w:val="RequiredOutput"/>
-      </w:pPr>
-      <w:r>
-        <w:t>Body:</w:t>
-      </w:r>
-    </w:p>
-    <w:p>
-      <w:pPr>
-        <w:pStyle w:val="RequiredOutput"/>
-      </w:pPr>
-      <w:r>
-        <w:t>Received method: POST</w:t>
-      </w:r>
-    </w:p>
-    <w:p>
-      <w:pPr>
-        <w:pStyle w:val="RequiredOutput"/>
-      </w:pPr>
-      <w:r>
-        <w:t>Received path: /api/v1/echo/contacts</w:t>
-      </w:r>
-    </w:p>
-    <w:p>
-      <w:pPr>
-        <w:pStyle w:val="RequiredOutput"/>
-      </w:pPr>
-      <w:r>
-        <w:t>Received Content-Type: application/json</w:t>
-      </w:r>
-    </w:p>
-    <w:p>
-      <w:pPr>
-        <w:pStyle w:val="RequiredOutput"/>
-      </w:pPr>
-      <w:r>
-        <w:t>Received Accept: text/plain</w:t>
-      </w:r>
-    </w:p>
-    <w:p>
-      <w:pPr>
-        <w:pStyle w:val="RequiredOutput"/>
-      </w:pPr>
-      <w:r>
-        <w:t>Received body: {"name":"Ada Lovelace","email":"ada@example.com"}</w:t>
-      </w:r>
-    </w:p>
-    <w:p>
-      <w:pPr>
-        <w:pStyle w:val="RequiredOutput"/>
-      </w:pPr>
-      <w:r>
-        <w:t>Sent: PUT https://127.0.0.1:8765/api/v1/echo/contacts/1</w:t>
-      </w:r>
-    </w:p>
-    <w:p>
-      <w:pPr>
-        <w:pStyle w:val="RequiredOutput"/>
-      </w:pPr>
-      <w:r>
-        <w:t>Status: 200</w:t>
-      </w:r>
-    </w:p>
-    <w:p>
-      <w:pPr>
-        <w:pStyle w:val="RequiredOutput"/>
-      </w:pPr>
-      <w:r>
-        <w:t>Content-Type: text/plain; charset=utf-8</w:t>
-      </w:r>
-    </w:p>
-    <w:p>
-      <w:pPr>
-        <w:pStyle w:val="RequiredOutput"/>
-      </w:pPr>
-      <w:r>
-        <w:t>Body:</w:t>
-      </w:r>
-    </w:p>
-    <w:p>
-      <w:pPr>
-        <w:pStyle w:val="RequiredOutput"/>
-      </w:pPr>
-      <w:r>
-        <w:t>Received method: PUT</w:t>
-      </w:r>
-    </w:p>
-    <w:p>
-      <w:pPr>
-        <w:pStyle w:val="RequiredOutput"/>
-      </w:pPr>
-      <w:r>
-        <w:t>Received path: /api/v1/echo/contacts/1</w:t>
-      </w:r>
-    </w:p>
-    <w:p>
-      <w:pPr>
-        <w:pStyle w:val="RequiredOutput"/>
-        <w:keepNext/>
-      </w:pPr>
-      <w:r>
-        <w:t>Received Content-Type: application/json</w:t>
-      </w:r>
-    </w:p>
-    <w:p>
-      <w:pPr>
-        <w:pStyle w:val="RequiredOutput"/>
-        <w:keepNext/>
-      </w:pPr>
-      <w:r>
-        <w:t>Received Accept: text/plain</w:t>
-      </w:r>
-    </w:p>
-    <w:p>
-      <w:pPr>
-        <w:pStyle w:val="RequiredOutput"/>
-      </w:pPr>
-      <w:r>
-        <w:t>Received body: {"name":"Ada King","email":"ada@example.com","phone":"555-0100"}</w:t>
-      </w:r>
-    </w:p>
-    <w:p>
-      <w:pPr>
-        <w:keepNext/>
-      </w:pPr>
-    </w:p>
-    <w:p>
-      <w:pPr>
-        <w:keepNext/>
-      </w:pPr>
-    </w:p>
-    <w:p>
-      <w:pPr>
-        <w:keepNext/>
-      </w:pPr>
-    </w:p>
-    <w:p>
-      <w:pPr>
-        <w:pStyle w:val="Heading1"/>
-      </w:pPr>
-      <w:r>
-        <w:t>Completion Checklist</w:t>
-      </w:r>
-    </w:p>
-    <w:p>
-      <w:pPr>
-        <w:pStyle w:val="ListBullet"/>
-      </w:pPr>
-      <w:r>
-        <w:t>I copied lesson-6.0's certs folder, and the Copy Check printed OK.</w:t>
-      </w:r>
-    </w:p>
-    <w:p>
-      <w:pPr>
-        <w:pStyle w:val="ListBullet"/>
-      </w:pPr>
-      <w:r>
-        <w:t>I fetched the Rust crates and installed forge-std inside the lesson folder, and the Library Check matched.</w:t>
-      </w:r>
-    </w:p>
-    <w:p>
-      <w:pPr>
-        <w:pStyle w:val="ListBullet"/>
-      </w:pPr>
-      <w:r>
-        <w:t>In Assembly, Rust, and Erlang, I started the echo server in Terminal 1, ran the client in Terminal 2, and stopped the server with Ctrl+C.</w:t>
-      </w:r>
-    </w:p>
-    <w:p>
-      <w:pPr>
-        <w:pStyle w:val="ListBullet"/>
-      </w:pPr>
-      <w:r>
-        <w:t>For each request, I found the resource, the method, the representation, and the status on both screens.</w:t>
-      </w:r>
-    </w:p>
-    <w:p>
-      <w:pPr>
-        <w:pStyle w:val="ListBullet"/>
-      </w:pPr>
-      <w:r>
-        <w:t>I sent a GET and a POST with curl.exe -i and read each library's status line and headers.</w:t>
-      </w:r>
-    </w:p>
-    <w:p>
-      <w:pPr>
-        <w:pStyle w:val="ListBullet"/>
-      </w:pPr>
-      <w:r>
-        <w:t>In Solidity, I deployed the echo contract, called it with cast call, and saw with curl.exe -i that anvil's JSON-RPC is one URL, not resources at paths.</w:t>
-      </w:r>
-    </w:p>
-    <w:p>
-      <w:pPr>
-        <w:pStyle w:val="ListBullet"/>
-      </w:pPr>
-      <w:r>
-        <w:t>I can explain how a body arrives in each language: in pieces in Assembly, as a stream in Rust, and whole in Erlang.</w:t>
-      </w:r>
-    </w:p>
-    <w:p>
-      <w:pPr>
-        <w:pStyle w:val="ListBullet"/>
-      </w:pPr>
-      <w:r>
-        <w:t>I matched the Required Exercise, Challenge, and Combined Output.</w:t>
-      </w:r>
-    </w:p>
-    <w:p>
-      <w:pPr>
-        <w:keepNext/>
-      </w:pPr>
-    </w:p>
-    <w:p>
-      <w:pPr>
-        <w:keepNext/>
-      </w:pPr>
-    </w:p>
-    <w:p>
-      <w:pPr>
-        <w:keepNext/>
-      </w:pPr>
-    </w:p>
-    <w:p>
-      <w:pPr>
-        <w:pStyle w:val="Heading1"/>
-      </w:pPr>
-      <w:r>
         <w:t>Lesson Wrap-Up</w:t>
       </w:r>
     </w:p>
     <w:p>
       <w:r>
-        <w:t>In Assembly, Rust, and Erlang, the echo handler showed what each server received, the method, the path, the Content-Type, and the body, while the client showed what it sent and what came back, in exactly Lesson 6.2's lines: Assembly collected the body piece by piece with libmicrohttpd, Rust read it as a stream, and Erlang got it whole from httpd. Solidity showed what a contract call carries instead: the selector that names the function, the ABI-encoded arguments, and nothing of the HTTP request, which anvil's JSON-RPC sends as a POST to one URL. Lesson 6.3a turns the echo's practice paths into the Contact Manager's real resource paths.</w:t>
+        <w:t>In Assembly, Rust, and Erlang, the echo handler showed what each server received, the method, the path, the Content-Type, and the body, while the client showed what it sent and what came back, in exactly Lesson 6.2's lines: Assembly collected the body piece by piece with libmicrohttpd, Rust read it as a stream, and Erlang got it whole from httpd. Solidity showed what a contract call carries instead: the selector that names the function, the ABI-encoded arguments, and nothing of the HTTP request, which anvil</w:t>
+      </w:r>
+      <w:r>
+        <w:t>'s JSON-RPC sends as a POST to one URL. Lesson 6.3a turns the echo's practice paths into the Contact Manager's real resource paths.</w:t>
       </w:r>
     </w:p>
     <w:sectPr>
@@ -26993,31 +27293,31 @@
       </w:rPr>
     </w:lvl>
   </w:abstractNum>
-  <w:num w:numId="1" w16cid:durableId="652225120">
+  <w:num w:numId="1" w16cid:durableId="62142985">
     <w:abstractNumId w:val="8"/>
   </w:num>
-  <w:num w:numId="2" w16cid:durableId="1098719165">
+  <w:num w:numId="2" w16cid:durableId="1427579956">
     <w:abstractNumId w:val="6"/>
   </w:num>
-  <w:num w:numId="3" w16cid:durableId="1885477994">
+  <w:num w:numId="3" w16cid:durableId="1441225138">
     <w:abstractNumId w:val="5"/>
   </w:num>
-  <w:num w:numId="4" w16cid:durableId="345907542">
+  <w:num w:numId="4" w16cid:durableId="607011757">
     <w:abstractNumId w:val="4"/>
   </w:num>
-  <w:num w:numId="5" w16cid:durableId="278219293">
+  <w:num w:numId="5" w16cid:durableId="569654627">
     <w:abstractNumId w:val="7"/>
   </w:num>
-  <w:num w:numId="6" w16cid:durableId="1785730511">
+  <w:num w:numId="6" w16cid:durableId="902720471">
     <w:abstractNumId w:val="3"/>
   </w:num>
-  <w:num w:numId="7" w16cid:durableId="980422916">
+  <w:num w:numId="7" w16cid:durableId="1789396649">
     <w:abstractNumId w:val="2"/>
   </w:num>
-  <w:num w:numId="8" w16cid:durableId="1342200013">
+  <w:num w:numId="8" w16cid:durableId="633633880">
     <w:abstractNumId w:val="1"/>
   </w:num>
-  <w:num w:numId="9" w16cid:durableId="536428884">
+  <w:num w:numId="9" w16cid:durableId="1524440376">
     <w:abstractNumId w:val="0"/>
   </w:num>
 </w:numbering>

--- a/Volume 1/Chapter 06 - RESTful APIs/SPA_Vol1_Ch6_Lesson6_2a_REST_Fundamentals_EXTENDED.docx
+++ b/Volume 1/Chapter 06 - RESTful APIs/SPA_Vol1_Ch6_Lesson6_2a_REST_Fundamentals_EXTENDED.docx
@@ -1155,7 +1155,7 @@
         <w:keepNext/>
       </w:pPr>
       <w:r>
-        <w:t>$openssl = "C:\Program Files\Git\mingw64\bin\openssl.exe"</w:t>
+        <w:t>$openssl = "C:\Program Files\Git\ucrt64\bin\openssl.exe"</w:t>
       </w:r>
     </w:p>
     <w:p>
@@ -27374,31 +27374,31 @@
       </w:rPr>
     </w:lvl>
   </w:abstractNum>
-  <w:num w:numId="1" w16cid:durableId="872573108">
+  <w:num w:numId="1" w16cid:durableId="1475413002">
     <w:abstractNumId w:val="8"/>
   </w:num>
-  <w:num w:numId="2" w16cid:durableId="14618547">
+  <w:num w:numId="2" w16cid:durableId="1245336278">
     <w:abstractNumId w:val="6"/>
   </w:num>
-  <w:num w:numId="3" w16cid:durableId="58141047">
+  <w:num w:numId="3" w16cid:durableId="1240797772">
     <w:abstractNumId w:val="5"/>
   </w:num>
-  <w:num w:numId="4" w16cid:durableId="1956936214">
+  <w:num w:numId="4" w16cid:durableId="934478343">
     <w:abstractNumId w:val="4"/>
   </w:num>
-  <w:num w:numId="5" w16cid:durableId="1171141482">
+  <w:num w:numId="5" w16cid:durableId="765661435">
     <w:abstractNumId w:val="7"/>
   </w:num>
-  <w:num w:numId="6" w16cid:durableId="702369505">
+  <w:num w:numId="6" w16cid:durableId="1512259407">
     <w:abstractNumId w:val="3"/>
   </w:num>
-  <w:num w:numId="7" w16cid:durableId="590360975">
+  <w:num w:numId="7" w16cid:durableId="759253467">
     <w:abstractNumId w:val="2"/>
   </w:num>
-  <w:num w:numId="8" w16cid:durableId="403256725">
+  <w:num w:numId="8" w16cid:durableId="317614092">
     <w:abstractNumId w:val="1"/>
   </w:num>
-  <w:num w:numId="9" w16cid:durableId="362369405">
+  <w:num w:numId="9" w16cid:durableId="1132601093">
     <w:abstractNumId w:val="0"/>
   </w:num>
 </w:numbering>
